--- a/ind/docx/54.content.docx
+++ b/ind/docx/54.content.docx
@@ -1042,18 +1042,12 @@
         </w:rPr>
         <w:t xml:space="preserve"> adalah menunjuk pada Timotius dan karenanya berbentuk tunggal. Satu catatan akan membahas adanya satu pengecualian di </w:t>
       </w:r>
-      <w:hyperlink r:id="rId13">
-        <w:r>
-          <w:rPr>
-            <w:lang w:val="id_ID" w:bidi="id_ID"/>
-          </w:rPr>
-          <w:rPr>
-            <w:color w:val="0000EE"/>
-            <w:u w:val="single"/>
-          </w:rPr>
-          <w:t>6:21</w:t>
-        </w:r>
-      </w:hyperlink>
+      <w:r>
+        <w:rPr>
+          <w:lang w:val="id_ID" w:bidi="id_ID"/>
+        </w:rPr>
+        <w:t>6:21</w:t>
+      </w:r>
       <w:r>
         <w:rPr>
           <w:lang w:val="id_ID" w:bidi="id_ID"/>
@@ -1831,18 +1825,12 @@
         </w:rPr>
         <w:t xml:space="preserve"> merujuk pada apa yang Paulus telah perintahkan kepada Timotius untuk disampaikan kepada “orang-orang tertentu” di Efesus (lihat </w:t>
       </w:r>
-      <w:hyperlink r:id="rId14">
-        <w:r>
-          <w:rPr>
-            <w:lang w:val="id_ID" w:bidi="id_ID"/>
-          </w:rPr>
-          <w:rPr>
-            <w:color w:val="0000EE"/>
-            <w:u w:val="single"/>
-          </w:rPr>
-          <w:t>1:3–4</w:t>
-        </w:r>
-      </w:hyperlink>
+      <w:r>
+        <w:rPr>
+          <w:lang w:val="id_ID" w:bidi="id_ID"/>
+        </w:rPr>
+        <w:t>1:3–4</w:t>
+      </w:r>
       <w:r>
         <w:rPr>
           <w:lang w:val="id_ID" w:bidi="id_ID"/>
@@ -5589,18 +5577,12 @@
         </w:rPr>
         <w:t xml:space="preserve"> adalah yang tidak menyadarkan seseorang melakukan kesalahan. Jika ini berguna dalam bahasa Anda, Anda dapat menggunakan frasa serupa atau menyatakan artinya dengan jelas. Lihat bagaimana Anda menerjemahkan frasa ini dalam </w:t>
       </w:r>
-      <w:hyperlink r:id="rId15">
-        <w:r>
-          <w:rPr>
-            <w:lang w:val="id_ID" w:bidi="id_ID"/>
-          </w:rPr>
-          <w:rPr>
-            <w:color w:val="0000EE"/>
-            <w:u w:val="single"/>
-          </w:rPr>
-          <w:t>1:5</w:t>
-        </w:r>
-      </w:hyperlink>
+      <w:r>
+        <w:rPr>
+          <w:lang w:val="id_ID" w:bidi="id_ID"/>
+        </w:rPr>
+        <w:t>1:5</w:t>
+      </w:r>
       <w:r>
         <w:rPr>
           <w:lang w:val="id_ID" w:bidi="id_ID"/>
@@ -6227,18 +6209,12 @@
         </w:rPr>
         <w:t xml:space="preserve">Seperti di </w:t>
       </w:r>
-      <w:hyperlink r:id="rId16">
-        <w:r>
-          <w:rPr>
-            <w:lang w:val="id_ID" w:bidi="id_ID"/>
-          </w:rPr>
-          <w:rPr>
-            <w:color w:val="0000EE"/>
-            <w:u w:val="single"/>
-          </w:rPr>
-          <w:t>1:15</w:t>
-        </w:r>
-      </w:hyperlink>
+      <w:r>
+        <w:rPr>
+          <w:lang w:val="id_ID" w:bidi="id_ID"/>
+        </w:rPr>
+        <w:t>1:15</w:t>
+      </w:r>
       <w:r>
         <w:rPr>
           <w:lang w:val="id_ID" w:bidi="id_ID"/>
@@ -9021,18 +8997,12 @@
         </w:rPr>
         <w:t xml:space="preserve">Seperti dalam </w:t>
       </w:r>
-      <w:hyperlink r:id="rId17">
-        <w:r>
-          <w:rPr>
-            <w:lang w:val="id_ID" w:bidi="id_ID"/>
-          </w:rPr>
-          <w:rPr>
-            <w:color w:val="0000EE"/>
-            <w:u w:val="single"/>
-          </w:rPr>
-          <w:t>2:11</w:t>
-        </w:r>
-      </w:hyperlink>
+      <w:r>
+        <w:rPr>
+          <w:lang w:val="id_ID" w:bidi="id_ID"/>
+        </w:rPr>
+        <w:t>2:11</w:t>
+      </w:r>
       <w:r>
         <w:rPr>
           <w:lang w:val="id_ID" w:bidi="id_ID"/>
@@ -10144,18 +10114,12 @@
         </w:rPr>
         <w:t xml:space="preserve">Seperti di </w:t>
       </w:r>
-      <w:hyperlink r:id="rId16">
-        <w:r>
-          <w:rPr>
-            <w:lang w:val="id_ID" w:bidi="id_ID"/>
-          </w:rPr>
-          <w:rPr>
-            <w:color w:val="0000EE"/>
-            <w:u w:val="single"/>
-          </w:rPr>
-          <w:t>1:15</w:t>
-        </w:r>
-      </w:hyperlink>
+      <w:r>
+        <w:rPr>
+          <w:lang w:val="id_ID" w:bidi="id_ID"/>
+        </w:rPr>
+        <w:t>1:15</w:t>
+      </w:r>
       <w:r>
         <w:rPr>
           <w:lang w:val="id_ID" w:bidi="id_ID"/>
@@ -12424,18 +12388,12 @@
         </w:rPr>
         <w:t xml:space="preserve">Lihat bagaimana Anda menerjemahkan frasa ini dalam </w:t>
       </w:r>
-      <w:hyperlink r:id="rId18">
-        <w:r>
-          <w:rPr>
-            <w:lang w:val="id_ID" w:bidi="id_ID"/>
-          </w:rPr>
-          <w:rPr>
-            <w:color w:val="0000EE"/>
-            <w:u w:val="single"/>
-          </w:rPr>
-          <w:t>3:2</w:t>
-        </w:r>
-      </w:hyperlink>
+      <w:r>
+        <w:rPr>
+          <w:lang w:val="id_ID" w:bidi="id_ID"/>
+        </w:rPr>
+        <w:t>3:2</w:t>
+      </w:r>
       <w:r>
         <w:rPr>
           <w:lang w:val="id_ID" w:bidi="id_ID"/>
@@ -15905,18 +15863,12 @@
         </w:rPr>
         <w:t xml:space="preserve"> ini berisi ucapan syukur yang ia rujuk dalam </w:t>
       </w:r>
-      <w:hyperlink r:id="rId19">
-        <w:r>
-          <w:rPr>
-            <w:lang w:val="id_ID" w:bidi="id_ID"/>
-          </w:rPr>
-          <w:rPr>
-            <w:color w:val="0000EE"/>
-            <w:u w:val="single"/>
-          </w:rPr>
-          <w:t>4:4</w:t>
-        </w:r>
-      </w:hyperlink>
+      <w:r>
+        <w:rPr>
+          <w:lang w:val="id_ID" w:bidi="id_ID"/>
+        </w:rPr>
+        <w:t>4:4</w:t>
+      </w:r>
       <w:r>
         <w:rPr>
           <w:lang w:val="id_ID" w:bidi="id_ID"/>
@@ -16102,36 +16054,24 @@
         </w:rPr>
         <w:t xml:space="preserve"> dapat merujuk pada instruksi yang telah diberikan Paulus dalam </w:t>
       </w:r>
-      <w:hyperlink r:id="rId20">
-        <w:r>
-          <w:rPr>
-            <w:lang w:val="id_ID" w:bidi="id_ID"/>
-          </w:rPr>
-          <w:rPr>
-            <w:color w:val="0000EE"/>
-            <w:u w:val="single"/>
-          </w:rPr>
-          <w:t>4:1–5</w:t>
-        </w:r>
-      </w:hyperlink>
+      <w:r>
+        <w:rPr>
+          <w:lang w:val="id_ID" w:bidi="id_ID"/>
+        </w:rPr>
+        <w:t>4:1–5</w:t>
+      </w:r>
       <w:r>
         <w:rPr>
           <w:lang w:val="id_ID" w:bidi="id_ID"/>
         </w:rPr>
         <w:t xml:space="preserve">, </w:t>
       </w:r>
-      <w:hyperlink r:id="rId21">
-        <w:r>
-          <w:rPr>
-            <w:lang w:val="id_ID" w:bidi="id_ID"/>
-          </w:rPr>
-          <w:rPr>
-            <w:color w:val="0000EE"/>
-            <w:u w:val="single"/>
-          </w:rPr>
-          <w:t>3:14–4:5</w:t>
-        </w:r>
-      </w:hyperlink>
+      <w:r>
+        <w:rPr>
+          <w:lang w:val="id_ID" w:bidi="id_ID"/>
+        </w:rPr>
+        <w:t>3:14–4:5</w:t>
+      </w:r>
       <w:r>
         <w:rPr>
           <w:lang w:val="id_ID" w:bidi="id_ID"/>
@@ -16668,18 +16608,12 @@
         </w:rPr>
         <w:t xml:space="preserve">Istilah "nenek-nenek tua" adalah sebuah ungkapan yang berarti "konyol" atau "bodoh". Paulus memberi tahu Timotius dalam </w:t>
       </w:r>
-      <w:hyperlink r:id="rId22">
-        <w:r>
-          <w:rPr>
-            <w:lang w:val="id_ID" w:bidi="id_ID"/>
-          </w:rPr>
-          <w:rPr>
-            <w:color w:val="0000EE"/>
-            <w:u w:val="single"/>
-          </w:rPr>
-          <w:t>5:2</w:t>
-        </w:r>
-      </w:hyperlink>
+      <w:r>
+        <w:rPr>
+          <w:lang w:val="id_ID" w:bidi="id_ID"/>
+        </w:rPr>
+        <w:t>5:2</w:t>
+      </w:r>
       <w:r>
         <w:rPr>
           <w:lang w:val="id_ID" w:bidi="id_ID"/>
@@ -16782,18 +16716,12 @@
         </w:rPr>
         <w:t xml:space="preserve"> mengacu pada jenis cerita tertentu yang umumnya dianggap tidak dapat dipercaya. Jenis cerita ini sering kali tentang apa yang dilakukan orang-orang penting di masa lalu. Sering kali, banyak orang dalam suatu budaya mengetahui kisah-kisah ini tetapi tidak menganggapnya sebagai narasi sejarah yang dapat dipercaya. Lihat bagaimana Anda menerjemahkan kata ini dalam </w:t>
       </w:r>
-      <w:hyperlink r:id="rId23">
-        <w:r>
-          <w:rPr>
-            <w:lang w:val="id_ID" w:bidi="id_ID"/>
-          </w:rPr>
-          <w:rPr>
-            <w:color w:val="0000EE"/>
-            <w:u w:val="single"/>
-          </w:rPr>
-          <w:t>1:4</w:t>
-        </w:r>
-      </w:hyperlink>
+      <w:r>
+        <w:rPr>
+          <w:lang w:val="id_ID" w:bidi="id_ID"/>
+        </w:rPr>
+        <w:t>1:4</w:t>
+      </w:r>
       <w:r>
         <w:rPr>
           <w:lang w:val="id_ID" w:bidi="id_ID"/>
@@ -17231,36 +17159,24 @@
         </w:rPr>
         <w:t xml:space="preserve">Seperti dalam </w:t>
       </w:r>
-      <w:hyperlink r:id="rId16">
-        <w:r>
-          <w:rPr>
-            <w:lang w:val="id_ID" w:bidi="id_ID"/>
-          </w:rPr>
-          <w:rPr>
-            <w:color w:val="0000EE"/>
-            <w:u w:val="single"/>
-          </w:rPr>
-          <w:t>1:15</w:t>
-        </w:r>
-      </w:hyperlink>
+      <w:r>
+        <w:rPr>
+          <w:lang w:val="id_ID" w:bidi="id_ID"/>
+        </w:rPr>
+        <w:t>1:15</w:t>
+      </w:r>
       <w:r>
         <w:rPr>
           <w:lang w:val="id_ID" w:bidi="id_ID"/>
         </w:rPr>
         <w:t xml:space="preserve"> dan </w:t>
       </w:r>
-      <w:hyperlink r:id="rId24">
-        <w:r>
-          <w:rPr>
-            <w:lang w:val="id_ID" w:bidi="id_ID"/>
-          </w:rPr>
-          <w:rPr>
-            <w:color w:val="0000EE"/>
-            <w:u w:val="single"/>
-          </w:rPr>
-          <w:t>3:1</w:t>
-        </w:r>
-      </w:hyperlink>
+      <w:r>
+        <w:rPr>
+          <w:lang w:val="id_ID" w:bidi="id_ID"/>
+        </w:rPr>
+        <w:t>3:1</w:t>
+      </w:r>
       <w:r>
         <w:rPr>
           <w:lang w:val="id_ID" w:bidi="id_ID"/>
@@ -17343,18 +17259,12 @@
         </w:rPr>
         <w:t xml:space="preserve">Lihat bagaimana Anda menerjemahkan frasa ini dalam </w:t>
       </w:r>
-      <w:hyperlink r:id="rId16">
-        <w:r>
-          <w:rPr>
-            <w:lang w:val="id_ID" w:bidi="id_ID"/>
-          </w:rPr>
-          <w:rPr>
-            <w:color w:val="0000EE"/>
-            <w:u w:val="single"/>
-          </w:rPr>
-          <w:t>1:15</w:t>
-        </w:r>
-      </w:hyperlink>
+      <w:r>
+        <w:rPr>
+          <w:lang w:val="id_ID" w:bidi="id_ID"/>
+        </w:rPr>
+        <w:t>1:15</w:t>
+      </w:r>
       <w:r>
         <w:rPr>
           <w:lang w:val="id_ID" w:bidi="id_ID"/>
@@ -17629,18 +17539,12 @@
         </w:rPr>
         <w:t xml:space="preserve">Lihat bagaimana Anda menerjemahkan frasa ini dalam </w:t>
       </w:r>
-      <w:hyperlink r:id="rId25">
-        <w:r>
-          <w:rPr>
-            <w:lang w:val="id_ID" w:bidi="id_ID"/>
-          </w:rPr>
-          <w:rPr>
-            <w:color w:val="0000EE"/>
-            <w:u w:val="single"/>
-          </w:rPr>
-          <w:t>3:15</w:t>
-        </w:r>
-      </w:hyperlink>
+      <w:r>
+        <w:rPr>
+          <w:lang w:val="id_ID" w:bidi="id_ID"/>
+        </w:rPr>
+        <w:t>3:15</w:t>
+      </w:r>
       <w:r>
         <w:rPr>
           <w:lang w:val="id_ID" w:bidi="id_ID"/>
@@ -21026,36 +20930,24 @@
         </w:rPr>
         <w:t xml:space="preserve">Pernyataan ini tampaknya merujuk kembali kepada </w:t>
       </w:r>
-      <w:hyperlink r:id="rId26">
-        <w:r>
-          <w:rPr>
-            <w:lang w:val="id_ID" w:bidi="id_ID"/>
-          </w:rPr>
-          <w:rPr>
-            <w:color w:val="0000EE"/>
-            <w:u w:val="single"/>
-          </w:rPr>
-          <w:t>4:11</w:t>
-        </w:r>
-      </w:hyperlink>
+      <w:r>
+        <w:rPr>
+          <w:lang w:val="id_ID" w:bidi="id_ID"/>
+        </w:rPr>
+        <w:t>4:11</w:t>
+      </w:r>
       <w:r>
         <w:rPr>
           <w:lang w:val="id_ID" w:bidi="id_ID"/>
         </w:rPr>
         <w:t xml:space="preserve">, "Perintahkanlah dan ajarkanlah semuanya itu," yang Paulus katakan kepada Timotius setelah memerintahkannya dalam </w:t>
       </w:r>
-      <w:hyperlink r:id="rId27">
-        <w:r>
-          <w:rPr>
-            <w:lang w:val="id_ID" w:bidi="id_ID"/>
-          </w:rPr>
-          <w:rPr>
-            <w:color w:val="0000EE"/>
-            <w:u w:val="single"/>
-          </w:rPr>
-          <w:t>4:6</w:t>
-        </w:r>
-      </w:hyperlink>
+      <w:r>
+        <w:rPr>
+          <w:lang w:val="id_ID" w:bidi="id_ID"/>
+        </w:rPr>
+        <w:t>4:6</w:t>
+      </w:r>
       <w:r>
         <w:rPr>
           <w:lang w:val="id_ID" w:bidi="id_ID"/>
@@ -21675,18 +21567,12 @@
         </w:rPr>
         <w:t xml:space="preserve">Seperti ungkapan serupa dalam </w:t>
       </w:r>
-      <w:hyperlink r:id="rId18">
-        <w:r>
-          <w:rPr>
-            <w:lang w:val="id_ID" w:bidi="id_ID"/>
-          </w:rPr>
-          <w:rPr>
-            <w:color w:val="0000EE"/>
-            <w:u w:val="single"/>
-          </w:rPr>
-          <w:t>3:2</w:t>
-        </w:r>
-      </w:hyperlink>
+      <w:r>
+        <w:rPr>
+          <w:lang w:val="id_ID" w:bidi="id_ID"/>
+        </w:rPr>
+        <w:t>3:2</w:t>
+      </w:r>
       <w:r>
         <w:rPr>
           <w:lang w:val="id_ID" w:bidi="id_ID"/>
@@ -22585,18 +22471,12 @@
         </w:rPr>
         <w:t xml:space="preserve">Istilah "janji" di sini mengacu pada komitmen yang dibuat oleh para janda, seperti yang dijelaskan dalam catatan terakhir pada </w:t>
       </w:r>
-      <w:hyperlink r:id="rId28">
-        <w:r>
-          <w:rPr>
-            <w:lang w:val="id_ID" w:bidi="id_ID"/>
-          </w:rPr>
-          <w:rPr>
-            <w:color w:val="0000EE"/>
-            <w:u w:val="single"/>
-          </w:rPr>
-          <w:t>5:11</w:t>
-        </w:r>
-      </w:hyperlink>
+      <w:r>
+        <w:rPr>
+          <w:lang w:val="id_ID" w:bidi="id_ID"/>
+        </w:rPr>
+        <w:t>5:11</w:t>
+      </w:r>
       <w:r>
         <w:rPr>
           <w:lang w:val="id_ID" w:bidi="id_ID"/>
@@ -26364,18 +26244,12 @@
         </w:rPr>
         <w:t xml:space="preserve"> dalam </w:t>
       </w:r>
-      <w:hyperlink r:id="rId29">
-        <w:r>
-          <w:rPr>
-            <w:lang w:val="id_ID" w:bidi="id_ID"/>
-          </w:rPr>
-          <w:rPr>
-            <w:color w:val="0000EE"/>
-            <w:u w:val="single"/>
-          </w:rPr>
-          <w:t>1:10</w:t>
-        </w:r>
-      </w:hyperlink>
+      <w:r>
+        <w:rPr>
+          <w:lang w:val="id_ID" w:bidi="id_ID"/>
+        </w:rPr>
+        <w:t>1:10</w:t>
+      </w:r>
       <w:r>
         <w:rPr>
           <w:lang w:val="id_ID" w:bidi="id_ID"/>
@@ -26624,18 +26498,12 @@
         </w:rPr>
         <w:t xml:space="preserve">Paulus berbicara secara kiasan tentang orang yang sombong secara berlebihan seolah-olah mereka digelembungkan dengan udara. Lihat bagaimana Anda menerjemahkan frasa ini dalam </w:t>
       </w:r>
-      <w:hyperlink r:id="rId30">
-        <w:r>
-          <w:rPr>
-            <w:lang w:val="id_ID" w:bidi="id_ID"/>
-          </w:rPr>
-          <w:rPr>
-            <w:color w:val="0000EE"/>
-            <w:u w:val="single"/>
-          </w:rPr>
-          <w:t>3:6</w:t>
-        </w:r>
-      </w:hyperlink>
+      <w:r>
+        <w:rPr>
+          <w:lang w:val="id_ID" w:bidi="id_ID"/>
+        </w:rPr>
+        <w:t>3:6</w:t>
+      </w:r>
       <w:r>
         <w:rPr>
           <w:lang w:val="id_ID" w:bidi="id_ID"/>
@@ -30747,18 +30615,12 @@
         </w:rPr>
         <w:t xml:space="preserve">Lihat bagaimana Anda menerjemahkan ungkapan ini dalam </w:t>
       </w:r>
-      <w:hyperlink r:id="rId31">
-        <w:r>
-          <w:rPr>
-            <w:lang w:val="id_ID" w:bidi="id_ID"/>
-          </w:rPr>
-          <w:rPr>
-            <w:color w:val="0000EE"/>
-            <w:u w:val="single"/>
-          </w:rPr>
-          <w:t>2:6</w:t>
-        </w:r>
-      </w:hyperlink>
+      <w:r>
+        <w:rPr>
+          <w:lang w:val="id_ID" w:bidi="id_ID"/>
+        </w:rPr>
+        <w:t>2:6</w:t>
+      </w:r>
       <w:r>
         <w:rPr>
           <w:lang w:val="id_ID" w:bidi="id_ID"/>
@@ -31690,18 +31552,12 @@
         </w:rPr>
         <w:t xml:space="preserve">Dalam Perjanjian Baru, ungkapan ini bisa merujuk pada berbagai hal, namun dalam kasus ini sepertinya merujuk pada kehidupan baru yang akan dimiliki orang-orang percaya di hadirat Allah setelah kematian dan akhir sejarah. Hal ini setara dengan ungkapan “kehidupan yang akan datang” dalam </w:t>
       </w:r>
-      <w:hyperlink r:id="rId32">
-        <w:r>
-          <w:rPr>
-            <w:lang w:val="id_ID" w:bidi="id_ID"/>
-          </w:rPr>
-          <w:rPr>
-            <w:color w:val="0000EE"/>
-            <w:u w:val="single"/>
-          </w:rPr>
-          <w:t>4:8</w:t>
-        </w:r>
-      </w:hyperlink>
+      <w:r>
+        <w:rPr>
+          <w:lang w:val="id_ID" w:bidi="id_ID"/>
+        </w:rPr>
+        <w:t>4:8</w:t>
+      </w:r>
       <w:r>
         <w:rPr>
           <w:lang w:val="id_ID" w:bidi="id_ID"/>
@@ -31817,18 +31673,12 @@
         </w:rPr>
         <w:t xml:space="preserve"> dalam </w:t>
       </w:r>
-      <w:hyperlink r:id="rId33">
-        <w:r>
-          <w:rPr>
-            <w:lang w:val="id_ID" w:bidi="id_ID"/>
-          </w:rPr>
-          <w:rPr>
-            <w:color w:val="0000EE"/>
-            <w:u w:val="single"/>
-          </w:rPr>
-          <w:t>6:12</w:t>
-        </w:r>
-      </w:hyperlink>
+      <w:r>
+        <w:rPr>
+          <w:lang w:val="id_ID" w:bidi="id_ID"/>
+        </w:rPr>
+        <w:t>6:12</w:t>
+      </w:r>
       <w:r>
         <w:rPr>
           <w:lang w:val="id_ID" w:bidi="id_ID"/>
@@ -32160,18 +32010,12 @@
         </w:rPr>
         <w:t xml:space="preserve">Lihat bagaimana Anda menerjemahkan ungkapan ini dalam </w:t>
       </w:r>
-      <w:hyperlink r:id="rId34">
-        <w:r>
-          <w:rPr>
-            <w:lang w:val="id_ID" w:bidi="id_ID"/>
-          </w:rPr>
-          <w:rPr>
-            <w:color w:val="0000EE"/>
-            <w:u w:val="single"/>
-          </w:rPr>
-          <w:t>1:6</w:t>
-        </w:r>
-      </w:hyperlink>
+      <w:r>
+        <w:rPr>
+          <w:lang w:val="id_ID" w:bidi="id_ID"/>
+        </w:rPr>
+        <w:t>1:6</w:t>
+      </w:r>
       <w:r>
         <w:rPr>
           <w:lang w:val="id_ID" w:bidi="id_ID"/>

--- a/ind/docx/54.content.docx
+++ b/ind/docx/54.content.docx
@@ -1184,6 +1184,152 @@
         <w:rPr>
           <w:lang w:val="id_ID" w:bidi="id_ID"/>
         </w:rPr>
+        <w:t>1 Timotius 1:3 (#3)</w:t>
+      </w:r>
+      <w:r>
+        <w:rPr>
+          <w:lang w:val="id_ID" w:bidi="id_ID"/>
+        </w:rPr>
+      </w:r>
+    </w:p>
+    <w:p>
+      <w:pPr/>
+      <w:r>
+        <w:rPr>
+          <w:lang w:val="id_ID" w:bidi="id_ID"/>
+        </w:rPr>
+      </w:r>
+      <w:r>
+        <w:rPr>
+          <w:lang w:val="id_ID" w:bidi="id_ID"/>
+        </w:rPr>
+      </w:r>
+      <w:r>
+        <w:rPr>
+          <w:lang w:val="id_ID" w:bidi="id_ID"/>
+        </w:rPr>
+      </w:r>
+    </w:p>
+    <w:p>
+      <w:pPr/>
+      <w:r>
+        <w:rPr>
+          <w:lang w:val="id_ID" w:bidi="id_ID"/>
+        </w:rPr>
+      </w:r>
+    </w:p>
+    <w:p>
+      <w:pPr>
+        <w:pStyle w:val="Heading2"/>
+      </w:pPr>
+      <w:r>
+        <w:rPr>
+          <w:lang w:val="id_ID" w:bidi="id_ID"/>
+        </w:rPr>
+        <w:t>1 Timotius 1:3 (#4)</w:t>
+      </w:r>
+      <w:r>
+        <w:rPr>
+          <w:lang w:val="id_ID" w:bidi="id_ID"/>
+        </w:rPr>
+      </w:r>
+    </w:p>
+    <w:p>
+      <w:pPr/>
+      <w:r>
+        <w:rPr>
+          <w:lang w:val="id_ID" w:bidi="id_ID"/>
+        </w:rPr>
+      </w:r>
+    </w:p>
+    <w:p>
+      <w:pPr/>
+      <w:r>
+        <w:rPr>
+          <w:lang w:val="id_ID" w:bidi="id_ID"/>
+        </w:rPr>
+      </w:r>
+      <w:r>
+        <w:rPr>
+          <w:lang w:val="id_ID" w:bidi="id_ID"/>
+        </w:rPr>
+        <w:t xml:space="preserve">Lihat: </w:t>
+      </w:r>
+      <w:r>
+        <w:rPr>
+          <w:lang w:val="id_ID" w:bidi="id_ID"/>
+        </w:rPr>
+        <w:t>Cara Menerjemahkan Nama</w:t>
+      </w:r>
+      <w:r>
+        <w:rPr>
+          <w:lang w:val="id_ID" w:bidi="id_ID"/>
+        </w:rPr>
+      </w:r>
+      <w:r>
+        <w:rPr>
+          <w:lang w:val="id_ID" w:bidi="id_ID"/>
+        </w:rPr>
+      </w:r>
+    </w:p>
+    <w:p>
+      <w:pPr/>
+      <w:r>
+        <w:rPr>
+          <w:lang w:val="id_ID" w:bidi="id_ID"/>
+        </w:rPr>
+      </w:r>
+    </w:p>
+    <w:p>
+      <w:pPr>
+        <w:pStyle w:val="Heading2"/>
+      </w:pPr>
+      <w:r>
+        <w:rPr>
+          <w:lang w:val="id_ID" w:bidi="id_ID"/>
+        </w:rPr>
+        <w:t>1 Timotius 1:3 (#5)</w:t>
+      </w:r>
+      <w:r>
+        <w:rPr>
+          <w:lang w:val="id_ID" w:bidi="id_ID"/>
+        </w:rPr>
+      </w:r>
+    </w:p>
+    <w:p>
+      <w:pPr/>
+      <w:r>
+        <w:rPr>
+          <w:lang w:val="id_ID" w:bidi="id_ID"/>
+        </w:rPr>
+      </w:r>
+      <w:r>
+        <w:rPr>
+          <w:lang w:val="id_ID" w:bidi="id_ID"/>
+        </w:rPr>
+      </w:r>
+      <w:r>
+        <w:rPr>
+          <w:lang w:val="id_ID" w:bidi="id_ID"/>
+        </w:rPr>
+      </w:r>
+    </w:p>
+    <w:p>
+      <w:pPr/>
+      <w:r>
+        <w:rPr>
+          <w:lang w:val="id_ID" w:bidi="id_ID"/>
+        </w:rPr>
+      </w:r>
+    </w:p>
+    <w:p>
+      <w:pPr>
+        <w:pStyle w:val="Heading2"/>
+      </w:pPr>
+      <w:r>
+        <w:rPr>
+          <w:lang w:val="id_ID" w:bidi="id_ID"/>
+        </w:rPr>
         <w:t>1 Timotius 1:4 (#1)</w:t>
       </w:r>
       <w:r>
@@ -2254,6 +2400,210 @@
         <w:rPr>
           <w:lang w:val="id_ID" w:bidi="id_ID"/>
         </w:rPr>
+        <w:t>1 Timotius 1:5 (#6)</w:t>
+      </w:r>
+      <w:r>
+        <w:rPr>
+          <w:lang w:val="id_ID" w:bidi="id_ID"/>
+        </w:rPr>
+      </w:r>
+    </w:p>
+    <w:p>
+      <w:pPr/>
+      <w:r>
+        <w:rPr>
+          <w:lang w:val="id_ID" w:bidi="id_ID"/>
+        </w:rPr>
+      </w:r>
+      <w:r>
+        <w:rPr>
+          <w:lang w:val="id_ID" w:bidi="id_ID"/>
+        </w:rPr>
+        <w:t xml:space="preserve">Di sini, kata </w:t>
+      </w:r>
+      <w:r>
+        <w:rPr>
+          <w:b/>
+          <w:lang w:val="id_ID" w:bidi="id_ID"/>
+        </w:rPr>
+        <w:t>murni</w:t>
+      </w:r>
+      <w:r>
+        <w:rPr>
+          <w:lang w:val="id_ID" w:bidi="id_ID"/>
+        </w:rPr>
+        <w:t xml:space="preserve"> secara kiasan menunjukkan bahwa orang tersebut hanya menginginkan hal-hal yang baik dan tidak mempunyai motif campur aduk yang juga mencakup motif buruk. Terjemahan lain: “dari keinginan hanya pada apa yang baik”</w:t>
+      </w:r>
+    </w:p>
+    <w:p>
+      <w:pPr/>
+      <w:r>
+        <w:rPr>
+          <w:lang w:val="id_ID" w:bidi="id_ID"/>
+        </w:rPr>
+      </w:r>
+      <w:r>
+        <w:rPr>
+          <w:lang w:val="id_ID" w:bidi="id_ID"/>
+        </w:rPr>
+        <w:t xml:space="preserve">Lihat: </w:t>
+      </w:r>
+      <w:r>
+        <w:rPr>
+          <w:lang w:val="id_ID" w:bidi="id_ID"/>
+        </w:rPr>
+        <w:t>Metonimi</w:t>
+      </w:r>
+      <w:r>
+        <w:rPr>
+          <w:lang w:val="id_ID" w:bidi="id_ID"/>
+        </w:rPr>
+      </w:r>
+      <w:r>
+        <w:rPr>
+          <w:lang w:val="id_ID" w:bidi="id_ID"/>
+        </w:rPr>
+      </w:r>
+    </w:p>
+    <w:p>
+      <w:pPr/>
+      <w:r>
+        <w:rPr>
+          <w:lang w:val="id_ID" w:bidi="id_ID"/>
+        </w:rPr>
+      </w:r>
+    </w:p>
+    <w:p>
+      <w:pPr>
+        <w:pStyle w:val="Heading2"/>
+      </w:pPr>
+      <w:r>
+        <w:rPr>
+          <w:lang w:val="id_ID" w:bidi="id_ID"/>
+        </w:rPr>
+        <w:t>1 Timotius 1:5 (#8)</w:t>
+      </w:r>
+      <w:r>
+        <w:rPr>
+          <w:lang w:val="id_ID" w:bidi="id_ID"/>
+        </w:rPr>
+      </w:r>
+    </w:p>
+    <w:p>
+      <w:pPr/>
+      <w:r>
+        <w:rPr>
+          <w:lang w:val="id_ID" w:bidi="id_ID"/>
+        </w:rPr>
+      </w:r>
+      <w:r>
+        <w:rPr>
+          <w:lang w:val="id_ID" w:bidi="id_ID"/>
+        </w:rPr>
+        <w:t xml:space="preserve">Paulus menyatakan bahwa </w:t>
+      </w:r>
+      <w:r>
+        <w:rPr>
+          <w:b/>
+          <w:lang w:val="id_ID" w:bidi="id_ID"/>
+        </w:rPr>
+        <w:t>sebuah iman yang tulus</w:t>
+      </w:r>
+      <w:r>
+        <w:rPr>
+          <w:lang w:val="id_ID" w:bidi="id_ID"/>
+        </w:rPr>
+        <w:t xml:space="preserve"> sebagai hal ketiga yang menuntun pada kasih, yang merupakan satu-satunya tujuan dari perintah itu. Ini bukan tujuan ketiga dari perintah tersebut. Terjemahan lain: “dan dari iman yang sejati” atau “dan dari iman yang tanpa kemunafikan”</w:t>
+      </w:r>
+      <w:r>
+        <w:rPr>
+          <w:lang w:val="id_ID" w:bidi="id_ID"/>
+        </w:rPr>
+      </w:r>
+      <w:r>
+        <w:rPr>
+          <w:lang w:val="id_ID" w:bidi="id_ID"/>
+        </w:rPr>
+      </w:r>
+    </w:p>
+    <w:p>
+      <w:pPr/>
+      <w:r>
+        <w:rPr>
+          <w:lang w:val="id_ID" w:bidi="id_ID"/>
+        </w:rPr>
+      </w:r>
+    </w:p>
+    <w:p>
+      <w:pPr>
+        <w:pStyle w:val="Heading2"/>
+      </w:pPr>
+      <w:r>
+        <w:rPr>
+          <w:lang w:val="id_ID" w:bidi="id_ID"/>
+        </w:rPr>
+        <w:t>1 Timotius 1:5 (#2)</w:t>
+      </w:r>
+      <w:r>
+        <w:rPr>
+          <w:lang w:val="id_ID" w:bidi="id_ID"/>
+        </w:rPr>
+      </w:r>
+    </w:p>
+    <w:p>
+      <w:pPr/>
+      <w:r>
+        <w:rPr>
+          <w:lang w:val="id_ID" w:bidi="id_ID"/>
+        </w:rPr>
+      </w:r>
+    </w:p>
+    <w:p>
+      <w:pPr/>
+      <w:r>
+        <w:rPr>
+          <w:lang w:val="id_ID" w:bidi="id_ID"/>
+        </w:rPr>
+      </w:r>
+      <w:r>
+        <w:rPr>
+          <w:lang w:val="id_ID" w:bidi="id_ID"/>
+        </w:rPr>
+        <w:t xml:space="preserve">Lihat: </w:t>
+      </w:r>
+      <w:r>
+        <w:rPr>
+          <w:lang w:val="id_ID" w:bidi="id_ID"/>
+        </w:rPr>
+        <w:t>Connect — Goal (Purpose) Relationship</w:t>
+      </w:r>
+      <w:r>
+        <w:rPr>
+          <w:lang w:val="id_ID" w:bidi="id_ID"/>
+        </w:rPr>
+      </w:r>
+      <w:r>
+        <w:rPr>
+          <w:lang w:val="id_ID" w:bidi="id_ID"/>
+        </w:rPr>
+      </w:r>
+    </w:p>
+    <w:p>
+      <w:pPr/>
+      <w:r>
+        <w:rPr>
+          <w:lang w:val="id_ID" w:bidi="id_ID"/>
+        </w:rPr>
+      </w:r>
+    </w:p>
+    <w:p>
+      <w:pPr>
+        <w:pStyle w:val="Heading2"/>
+      </w:pPr>
+      <w:r>
+        <w:rPr>
+          <w:lang w:val="id_ID" w:bidi="id_ID"/>
+        </w:rPr>
         <w:t>1 Timotius 1:6 (#1)</w:t>
       </w:r>
       <w:r>
@@ -2695,6 +3045,74 @@
         <w:rPr>
           <w:lang w:val="id_ID" w:bidi="id_ID"/>
         </w:rPr>
+        <w:t>1 Timotius 1:7 (#2)</w:t>
+      </w:r>
+      <w:r>
+        <w:rPr>
+          <w:lang w:val="id_ID" w:bidi="id_ID"/>
+        </w:rPr>
+      </w:r>
+    </w:p>
+    <w:p>
+      <w:pPr/>
+      <w:r>
+        <w:rPr>
+          <w:lang w:val="id_ID" w:bidi="id_ID"/>
+        </w:rPr>
+      </w:r>
+      <w:r>
+        <w:rPr>
+          <w:lang w:val="id_ID" w:bidi="id_ID"/>
+        </w:rPr>
+        <w:t>Jika dalam bahasa Anda tidak jelas perbedaannya antara apa yang diinginkan oleh orang-orang ini (pengajar hukum Taurat) dan kemampuan mereka untuk melakukannya, Anda mungkin ingin menandai perbedaannya. Terjemahan alternatif: "tetapi tidak mengerti" atau "namun mereka tidak mengerti"</w:t>
+      </w:r>
+    </w:p>
+    <w:p>
+      <w:pPr/>
+      <w:r>
+        <w:rPr>
+          <w:lang w:val="id_ID" w:bidi="id_ID"/>
+        </w:rPr>
+      </w:r>
+      <w:r>
+        <w:rPr>
+          <w:lang w:val="id_ID" w:bidi="id_ID"/>
+        </w:rPr>
+        <w:t xml:space="preserve">Lihat: </w:t>
+      </w:r>
+      <w:r>
+        <w:rPr>
+          <w:lang w:val="id_ID" w:bidi="id_ID"/>
+        </w:rPr>
+        <w:t>Connect — Contrast Relationship</w:t>
+      </w:r>
+      <w:r>
+        <w:rPr>
+          <w:lang w:val="id_ID" w:bidi="id_ID"/>
+        </w:rPr>
+      </w:r>
+      <w:r>
+        <w:rPr>
+          <w:lang w:val="id_ID" w:bidi="id_ID"/>
+        </w:rPr>
+      </w:r>
+    </w:p>
+    <w:p>
+      <w:pPr/>
+      <w:r>
+        <w:rPr>
+          <w:lang w:val="id_ID" w:bidi="id_ID"/>
+        </w:rPr>
+      </w:r>
+    </w:p>
+    <w:p>
+      <w:pPr>
+        <w:pStyle w:val="Heading2"/>
+      </w:pPr>
+      <w:r>
+        <w:rPr>
+          <w:lang w:val="id_ID" w:bidi="id_ID"/>
+        </w:rPr>
         <w:t>1 Timotius 1:8 (#1)</w:t>
       </w:r>
       <w:r>
@@ -2821,6 +3239,125 @@
         <w:rPr>
           <w:lang w:val="id_ID" w:bidi="id_ID"/>
         </w:rPr>
+        <w:t>1 Timotius 1:8 (#2)</w:t>
+      </w:r>
+      <w:r>
+        <w:rPr>
+          <w:lang w:val="id_ID" w:bidi="id_ID"/>
+        </w:rPr>
+      </w:r>
+    </w:p>
+    <w:p>
+      <w:pPr/>
+      <w:r>
+        <w:rPr>
+          <w:lang w:val="id_ID" w:bidi="id_ID"/>
+        </w:rPr>
+      </w:r>
+      <w:r>
+        <w:rPr>
+          <w:lang w:val="id_ID" w:bidi="id_ID"/>
+        </w:rPr>
+        <w:t xml:space="preserve">Dalam surat ini, Paulus menggunakan kata </w:t>
+      </w:r>
+      <w:r>
+        <w:rPr>
+          <w:b/>
+          <w:lang w:val="id_ID" w:bidi="id_ID"/>
+        </w:rPr>
+        <w:t>kami</w:t>
+      </w:r>
+      <w:r>
+        <w:rPr>
+          <w:lang w:val="id_ID" w:bidi="id_ID"/>
+        </w:rPr>
+        <w:t xml:space="preserve">, </w:t>
+      </w:r>
+      <w:r>
+        <w:rPr>
+          <w:b/>
+          <w:lang w:val="id_ID" w:bidi="id_ID"/>
+        </w:rPr>
+        <w:t>kita,</w:t>
+      </w:r>
+      <w:r>
+        <w:rPr>
+          <w:lang w:val="id_ID" w:bidi="id_ID"/>
+        </w:rPr>
+        <w:t xml:space="preserve"> dan </w:t>
+      </w:r>
+      <w:r>
+        <w:rPr>
+          <w:b/>
+          <w:lang w:val="id_ID" w:bidi="id_ID"/>
+        </w:rPr>
+        <w:t>kita</w:t>
+      </w:r>
+      <w:r>
+        <w:rPr>
+          <w:lang w:val="id_ID" w:bidi="id_ID"/>
+        </w:rPr>
+        <w:t xml:space="preserve"> untuk merujuk kepada Timotius dan dirinya sendiri, atau kepada semua orang percaya, yang juga mencakup mereka berdua. Jadi secara umum, kata-kata ini mencakup si penerima. Sebuah catatan akan membahas satu pengecualian yang mungkin terjadi dalam </w:t>
+      </w:r>
+      <w:r>
+        <w:rPr>
+          <w:lang w:val="id_ID" w:bidi="id_ID"/>
+        </w:rPr>
+        <w:t>4:10</w:t>
+      </w:r>
+      <w:r>
+        <w:rPr>
+          <w:lang w:val="id_ID" w:bidi="id_ID"/>
+        </w:rPr>
+        <w:t>.</w:t>
+      </w:r>
+    </w:p>
+    <w:p>
+      <w:pPr/>
+      <w:r>
+        <w:rPr>
+          <w:lang w:val="id_ID" w:bidi="id_ID"/>
+        </w:rPr>
+      </w:r>
+      <w:r>
+        <w:rPr>
+          <w:lang w:val="id_ID" w:bidi="id_ID"/>
+        </w:rPr>
+        <w:t xml:space="preserve">Lihat: </w:t>
+      </w:r>
+      <w:r>
+        <w:rPr>
+          <w:lang w:val="id_ID" w:bidi="id_ID"/>
+        </w:rPr>
+        <w:t>Kami/Kita yang Eksklusif dan Inklusif</w:t>
+      </w:r>
+      <w:r>
+        <w:rPr>
+          <w:lang w:val="id_ID" w:bidi="id_ID"/>
+        </w:rPr>
+      </w:r>
+      <w:r>
+        <w:rPr>
+          <w:lang w:val="id_ID" w:bidi="id_ID"/>
+        </w:rPr>
+      </w:r>
+    </w:p>
+    <w:p>
+      <w:pPr/>
+      <w:r>
+        <w:rPr>
+          <w:lang w:val="id_ID" w:bidi="id_ID"/>
+        </w:rPr>
+      </w:r>
+    </w:p>
+    <w:p>
+      <w:pPr>
+        <w:pStyle w:val="Heading2"/>
+      </w:pPr>
+      <w:r>
+        <w:rPr>
+          <w:lang w:val="id_ID" w:bidi="id_ID"/>
+        </w:rPr>
         <w:t>1 Timotius 1:9 (#1)</w:t>
       </w:r>
       <w:r>
@@ -3209,6 +3746,87 @@
         <w:rPr>
           <w:lang w:val="id_ID" w:bidi="id_ID"/>
         </w:rPr>
+        <w:t>1 Timotius 1:9 (#3)</w:t>
+      </w:r>
+      <w:r>
+        <w:rPr>
+          <w:lang w:val="id_ID" w:bidi="id_ID"/>
+        </w:rPr>
+      </w:r>
+    </w:p>
+    <w:p>
+      <w:pPr/>
+      <w:r>
+        <w:rPr>
+          <w:lang w:val="id_ID" w:bidi="id_ID"/>
+        </w:rPr>
+      </w:r>
+      <w:r>
+        <w:rPr>
+          <w:lang w:val="id_ID" w:bidi="id_ID"/>
+        </w:rPr>
+        <w:t xml:space="preserve">Paulus menggunakan kata sifat </w:t>
+      </w:r>
+      <w:r>
+        <w:rPr>
+          <w:b/>
+          <w:lang w:val="id_ID" w:bidi="id_ID"/>
+        </w:rPr>
+        <w:t>benar (hanya)</w:t>
+      </w:r>
+      <w:r>
+        <w:rPr>
+          <w:lang w:val="id_ID" w:bidi="id_ID"/>
+        </w:rPr>
+        <w:t xml:space="preserve"> sebagai kata benda, untuk merujuk pada kelas orang yang dijelaskannya. Jika itu akan membantu dalam bahasa Anda, Anda dapat mengungkapkan istilah ini dengan menerjemahkannya dengan frasa kata benda. Terjemahan alternatif: "bagi orang-orang yang benar"</w:t>
+      </w:r>
+    </w:p>
+    <w:p>
+      <w:pPr/>
+      <w:r>
+        <w:rPr>
+          <w:lang w:val="id_ID" w:bidi="id_ID"/>
+        </w:rPr>
+      </w:r>
+      <w:r>
+        <w:rPr>
+          <w:lang w:val="id_ID" w:bidi="id_ID"/>
+        </w:rPr>
+        <w:t xml:space="preserve">Lihat: </w:t>
+      </w:r>
+      <w:r>
+        <w:rPr>
+          <w:lang w:val="id_ID" w:bidi="id_ID"/>
+        </w:rPr>
+        <w:t>Kata Sifat Nominal</w:t>
+      </w:r>
+      <w:r>
+        <w:rPr>
+          <w:lang w:val="id_ID" w:bidi="id_ID"/>
+        </w:rPr>
+      </w:r>
+      <w:r>
+        <w:rPr>
+          <w:lang w:val="id_ID" w:bidi="id_ID"/>
+        </w:rPr>
+      </w:r>
+    </w:p>
+    <w:p>
+      <w:pPr/>
+      <w:r>
+        <w:rPr>
+          <w:lang w:val="id_ID" w:bidi="id_ID"/>
+        </w:rPr>
+      </w:r>
+    </w:p>
+    <w:p>
+      <w:pPr>
+        <w:pStyle w:val="Heading2"/>
+      </w:pPr>
+      <w:r>
+        <w:rPr>
+          <w:lang w:val="id_ID" w:bidi="id_ID"/>
+        </w:rPr>
         <w:t>1 Timotius 1:10 (#1)</w:t>
       </w:r>
       <w:r>
@@ -3560,6 +4178,100 @@
         <w:rPr>
           <w:lang w:val="id_ID" w:bidi="id_ID"/>
         </w:rPr>
+        <w:t>1 Timotius 1:10 (#3)</w:t>
+      </w:r>
+      <w:r>
+        <w:rPr>
+          <w:lang w:val="id_ID" w:bidi="id_ID"/>
+        </w:rPr>
+      </w:r>
+    </w:p>
+    <w:p>
+      <w:pPr/>
+      <w:r>
+        <w:rPr>
+          <w:lang w:val="id_ID" w:bidi="id_ID"/>
+        </w:rPr>
+      </w:r>
+      <w:r>
+        <w:rPr>
+          <w:lang w:val="id_ID" w:bidi="id_ID"/>
+        </w:rPr>
+        <w:t xml:space="preserve">Istilah </w:t>
+      </w:r>
+      <w:r>
+        <w:rPr>
+          <w:b/>
+          <w:lang w:val="id_ID" w:bidi="id_ID"/>
+        </w:rPr>
+        <w:t>penculik</w:t>
+      </w:r>
+      <w:r>
+        <w:rPr>
+          <w:lang w:val="id_ID" w:bidi="id_ID"/>
+        </w:rPr>
+        <w:t xml:space="preserve"> adalah kata majemuk kelima dan terakhir dalam daftar ini. Paulus menggunakan istilah </w:t>
+      </w:r>
+      <w:r>
+        <w:rPr>
+          <w:b/>
+          <w:lang w:val="id_ID" w:bidi="id_ID"/>
+        </w:rPr>
+        <w:t>manusia</w:t>
+      </w:r>
+      <w:r>
+        <w:rPr>
+          <w:lang w:val="id_ID" w:bidi="id_ID"/>
+        </w:rPr>
+        <w:t xml:space="preserve"> di sini dalam pengertian umum yang mencakup pria dan wanita. Terjemahan alternatif: "orang yang menculik orang lain untuk dijual sebagai budak"</w:t>
+      </w:r>
+    </w:p>
+    <w:p>
+      <w:pPr/>
+      <w:r>
+        <w:rPr>
+          <w:lang w:val="id_ID" w:bidi="id_ID"/>
+        </w:rPr>
+      </w:r>
+      <w:r>
+        <w:rPr>
+          <w:lang w:val="id_ID" w:bidi="id_ID"/>
+        </w:rPr>
+        <w:t xml:space="preserve">Lihat: </w:t>
+      </w:r>
+      <w:r>
+        <w:rPr>
+          <w:lang w:val="id_ID" w:bidi="id_ID"/>
+        </w:rPr>
+        <w:t>When Masculine Words Include Women</w:t>
+      </w:r>
+      <w:r>
+        <w:rPr>
+          <w:lang w:val="id_ID" w:bidi="id_ID"/>
+        </w:rPr>
+      </w:r>
+      <w:r>
+        <w:rPr>
+          <w:lang w:val="id_ID" w:bidi="id_ID"/>
+        </w:rPr>
+      </w:r>
+    </w:p>
+    <w:p>
+      <w:pPr/>
+      <w:r>
+        <w:rPr>
+          <w:lang w:val="id_ID" w:bidi="id_ID"/>
+        </w:rPr>
+      </w:r>
+    </w:p>
+    <w:p>
+      <w:pPr>
+        <w:pStyle w:val="Heading2"/>
+      </w:pPr>
+      <w:r>
+        <w:rPr>
+          <w:lang w:val="id_ID" w:bidi="id_ID"/>
+        </w:rPr>
         <w:t>1 Timotius 1:11 (#1)</w:t>
       </w:r>
       <w:r>
@@ -4164,6 +4876,142 @@
         <w:rPr>
           <w:lang w:val="id_ID" w:bidi="id_ID"/>
         </w:rPr>
+        <w:t>1 Timotius 1:13 (#2)</w:t>
+      </w:r>
+      <w:r>
+        <w:rPr>
+          <w:lang w:val="id_ID" w:bidi="id_ID"/>
+        </w:rPr>
+      </w:r>
+    </w:p>
+    <w:p>
+      <w:pPr/>
+      <w:r>
+        <w:rPr>
+          <w:lang w:val="id_ID" w:bidi="id_ID"/>
+        </w:rPr>
+      </w:r>
+      <w:r>
+        <w:rPr>
+          <w:lang w:val="id_ID" w:bidi="id_ID"/>
+        </w:rPr>
+        <w:t>Paulus mengacu pada karakternya sebelum dia percaya kepada Yesus. Terjemahan alternatif: “seorang yang menganiaya mereka yang percaya kepada Yesus”</w:t>
+      </w:r>
+    </w:p>
+    <w:p>
+      <w:pPr/>
+      <w:r>
+        <w:rPr>
+          <w:lang w:val="id_ID" w:bidi="id_ID"/>
+        </w:rPr>
+      </w:r>
+      <w:r>
+        <w:rPr>
+          <w:lang w:val="id_ID" w:bidi="id_ID"/>
+        </w:rPr>
+        <w:t xml:space="preserve">Lihat: </w:t>
+      </w:r>
+      <w:r>
+        <w:rPr>
+          <w:lang w:val="id_ID" w:bidi="id_ID"/>
+        </w:rPr>
+        <w:t>Assumed Knowledge and Implicit Information</w:t>
+      </w:r>
+      <w:r>
+        <w:rPr>
+          <w:lang w:val="id_ID" w:bidi="id_ID"/>
+        </w:rPr>
+      </w:r>
+      <w:r>
+        <w:rPr>
+          <w:lang w:val="id_ID" w:bidi="id_ID"/>
+        </w:rPr>
+      </w:r>
+    </w:p>
+    <w:p>
+      <w:pPr/>
+      <w:r>
+        <w:rPr>
+          <w:lang w:val="id_ID" w:bidi="id_ID"/>
+        </w:rPr>
+      </w:r>
+    </w:p>
+    <w:p>
+      <w:pPr>
+        <w:pStyle w:val="Heading2"/>
+      </w:pPr>
+      <w:r>
+        <w:rPr>
+          <w:lang w:val="id_ID" w:bidi="id_ID"/>
+        </w:rPr>
+        <w:t>1 Timotius 1:13 (#3)</w:t>
+      </w:r>
+      <w:r>
+        <w:rPr>
+          <w:lang w:val="id_ID" w:bidi="id_ID"/>
+        </w:rPr>
+      </w:r>
+    </w:p>
+    <w:p>
+      <w:pPr/>
+      <w:r>
+        <w:rPr>
+          <w:lang w:val="id_ID" w:bidi="id_ID"/>
+        </w:rPr>
+      </w:r>
+      <w:r>
+        <w:rPr>
+          <w:lang w:val="id_ID" w:bidi="id_ID"/>
+        </w:rPr>
+        <w:t>Paulus mengacu pada karakternya sebelum dia percaya kepada Yesus. Terjemahan alternatif: “seorang yang melakukan kekerasan” atau “seorang yang menggunakan kekerasan terhadap mereka yang percaya kepada Yesus”</w:t>
+      </w:r>
+    </w:p>
+    <w:p>
+      <w:pPr/>
+      <w:r>
+        <w:rPr>
+          <w:lang w:val="id_ID" w:bidi="id_ID"/>
+        </w:rPr>
+      </w:r>
+      <w:r>
+        <w:rPr>
+          <w:lang w:val="id_ID" w:bidi="id_ID"/>
+        </w:rPr>
+        <w:t xml:space="preserve">Lihat: </w:t>
+      </w:r>
+      <w:r>
+        <w:rPr>
+          <w:lang w:val="id_ID" w:bidi="id_ID"/>
+        </w:rPr>
+        <w:t>Assumed Knowledge and Implicit Information</w:t>
+      </w:r>
+      <w:r>
+        <w:rPr>
+          <w:lang w:val="id_ID" w:bidi="id_ID"/>
+        </w:rPr>
+      </w:r>
+      <w:r>
+        <w:rPr>
+          <w:lang w:val="id_ID" w:bidi="id_ID"/>
+        </w:rPr>
+      </w:r>
+    </w:p>
+    <w:p>
+      <w:pPr/>
+      <w:r>
+        <w:rPr>
+          <w:lang w:val="id_ID" w:bidi="id_ID"/>
+        </w:rPr>
+      </w:r>
+    </w:p>
+    <w:p>
+      <w:pPr>
+        <w:pStyle w:val="Heading2"/>
+      </w:pPr>
+      <w:r>
+        <w:rPr>
+          <w:lang w:val="id_ID" w:bidi="id_ID"/>
+        </w:rPr>
         <w:t>1 Timotius 1:14 (#1)</w:t>
       </w:r>
       <w:r>
@@ -6110,6 +6958,74 @@
         <w:rPr>
           <w:lang w:val="id_ID" w:bidi="id_ID"/>
         </w:rPr>
+        <w:t>1 Timotius 1:20 (#3)</w:t>
+      </w:r>
+      <w:r>
+        <w:rPr>
+          <w:lang w:val="id_ID" w:bidi="id_ID"/>
+        </w:rPr>
+      </w:r>
+    </w:p>
+    <w:p>
+      <w:pPr/>
+      <w:r>
+        <w:rPr>
+          <w:lang w:val="id_ID" w:bidi="id_ID"/>
+        </w:rPr>
+      </w:r>
+      <w:r>
+        <w:rPr>
+          <w:lang w:val="id_ID" w:bidi="id_ID"/>
+        </w:rPr>
+        <w:t>Ini mungkin berarti bahwa Paulus mengeluarkan mereka dari komunitas orang percaya. Karena mereka tidak lagi menjadi bagian dari komunitas, Setan mempunyai akses kepada mereka dan dapat merugikan mereka. Jika ini berguna bagi pembaca Anda, Anda mungkin ingin memasukkan informasi ini dalam catatan kaki. Terjemahan lain: “Aku telah membiarkan Setan membuat mereka menderita”</w:t>
+      </w:r>
+    </w:p>
+    <w:p>
+      <w:pPr/>
+      <w:r>
+        <w:rPr>
+          <w:lang w:val="id_ID" w:bidi="id_ID"/>
+        </w:rPr>
+      </w:r>
+      <w:r>
+        <w:rPr>
+          <w:lang w:val="id_ID" w:bidi="id_ID"/>
+        </w:rPr>
+        <w:t xml:space="preserve">Lihat: </w:t>
+      </w:r>
+      <w:r>
+        <w:rPr>
+          <w:lang w:val="id_ID" w:bidi="id_ID"/>
+        </w:rPr>
+        <w:t>Assumed Knowledge and Implicit Information</w:t>
+      </w:r>
+      <w:r>
+        <w:rPr>
+          <w:lang w:val="id_ID" w:bidi="id_ID"/>
+        </w:rPr>
+      </w:r>
+      <w:r>
+        <w:rPr>
+          <w:lang w:val="id_ID" w:bidi="id_ID"/>
+        </w:rPr>
+      </w:r>
+    </w:p>
+    <w:p>
+      <w:pPr/>
+      <w:r>
+        <w:rPr>
+          <w:lang w:val="id_ID" w:bidi="id_ID"/>
+        </w:rPr>
+      </w:r>
+    </w:p>
+    <w:p>
+      <w:pPr>
+        <w:pStyle w:val="Heading2"/>
+      </w:pPr>
+      <w:r>
+        <w:rPr>
+          <w:lang w:val="id_ID" w:bidi="id_ID"/>
+        </w:rPr>
         <w:t>1 Timotius 2:1 (#2)</w:t>
       </w:r>
       <w:r>
@@ -6569,6 +7485,100 @@
         <w:rPr>
           <w:lang w:val="id_ID" w:bidi="id_ID"/>
         </w:rPr>
+        <w:t>1 Timotius 2:2 (#2)</w:t>
+      </w:r>
+      <w:r>
+        <w:rPr>
+          <w:lang w:val="id_ID" w:bidi="id_ID"/>
+        </w:rPr>
+      </w:r>
+    </w:p>
+    <w:p>
+      <w:pPr/>
+      <w:r>
+        <w:rPr>
+          <w:lang w:val="id_ID" w:bidi="id_ID"/>
+        </w:rPr>
+      </w:r>
+      <w:r>
+        <w:rPr>
+          <w:lang w:val="id_ID" w:bidi="id_ID"/>
+        </w:rPr>
+        <w:t xml:space="preserve">Jika hal ini bermanfaat bagi pembaca, Anda dapat mengungkapkan gagasan yang tersirat di balik kata benda abstrak </w:t>
+      </w:r>
+      <w:r>
+        <w:rPr>
+          <w:b/>
+          <w:lang w:val="id_ID" w:bidi="id_ID"/>
+        </w:rPr>
+        <w:t>kesalehan</w:t>
+      </w:r>
+      <w:r>
+        <w:rPr>
+          <w:lang w:val="id_ID" w:bidi="id_ID"/>
+        </w:rPr>
+        <w:t xml:space="preserve"> dan </w:t>
+      </w:r>
+      <w:r>
+        <w:rPr>
+          <w:b/>
+          <w:lang w:val="id_ID" w:bidi="id_ID"/>
+        </w:rPr>
+        <w:t>kehormatan</w:t>
+      </w:r>
+      <w:r>
+        <w:rPr>
+          <w:lang w:val="id_ID" w:bidi="id_ID"/>
+        </w:rPr>
+        <w:t xml:space="preserve"> dengan frase yang menggunakan kata kerja seperti “kehormatan” dan “rasa hormat”. Terjemahan lain: “yang memuliakan Tuhan sehinga orang lain menaruh hormat”</w:t>
+      </w:r>
+    </w:p>
+    <w:p>
+      <w:pPr/>
+      <w:r>
+        <w:rPr>
+          <w:lang w:val="id_ID" w:bidi="id_ID"/>
+        </w:rPr>
+      </w:r>
+      <w:r>
+        <w:rPr>
+          <w:lang w:val="id_ID" w:bidi="id_ID"/>
+        </w:rPr>
+        <w:t xml:space="preserve">Lihat: </w:t>
+      </w:r>
+      <w:r>
+        <w:rPr>
+          <w:lang w:val="id_ID" w:bidi="id_ID"/>
+        </w:rPr>
+        <w:t>Kata Benda Abstrak</w:t>
+      </w:r>
+      <w:r>
+        <w:rPr>
+          <w:lang w:val="id_ID" w:bidi="id_ID"/>
+        </w:rPr>
+      </w:r>
+      <w:r>
+        <w:rPr>
+          <w:lang w:val="id_ID" w:bidi="id_ID"/>
+        </w:rPr>
+      </w:r>
+    </w:p>
+    <w:p>
+      <w:pPr/>
+      <w:r>
+        <w:rPr>
+          <w:lang w:val="id_ID" w:bidi="id_ID"/>
+        </w:rPr>
+      </w:r>
+    </w:p>
+    <w:p>
+      <w:pPr>
+        <w:pStyle w:val="Heading2"/>
+      </w:pPr>
+      <w:r>
+        <w:rPr>
+          <w:lang w:val="id_ID" w:bidi="id_ID"/>
+        </w:rPr>
         <w:t>1 Timotius 2:3 (#1)</w:t>
       </w:r>
       <w:r>
@@ -8099,6 +9109,168 @@
         <w:rPr>
           <w:lang w:val="id_ID" w:bidi="id_ID"/>
         </w:rPr>
+        <w:t>1 Timotius 2:7 (#9)</w:t>
+      </w:r>
+      <w:r>
+        <w:rPr>
+          <w:lang w:val="id_ID" w:bidi="id_ID"/>
+        </w:rPr>
+      </w:r>
+    </w:p>
+    <w:p>
+      <w:pPr/>
+      <w:r>
+        <w:rPr>
+          <w:lang w:val="id_ID" w:bidi="id_ID"/>
+        </w:rPr>
+      </w:r>
+      <w:r>
+        <w:rPr>
+          <w:lang w:val="id_ID" w:bidi="id_ID"/>
+        </w:rPr>
+        <w:t xml:space="preserve">Kata </w:t>
+      </w:r>
+      <w:r>
+        <w:rPr>
+          <w:b/>
+          <w:lang w:val="id_ID" w:bidi="id_ID"/>
+        </w:rPr>
+        <w:t>orang-orang bukan Yahudi</w:t>
+      </w:r>
+      <w:r>
+        <w:rPr>
+          <w:lang w:val="id_ID" w:bidi="id_ID"/>
+        </w:rPr>
+        <w:t xml:space="preserve"> adalah sebutan untuk kelompok orang yang bukan Yahudi. Terjemahan alternatif: "kelompok orang yang bukan Yahudi"</w:t>
+      </w:r>
+    </w:p>
+    <w:p>
+      <w:pPr/>
+      <w:r>
+        <w:rPr>
+          <w:lang w:val="id_ID" w:bidi="id_ID"/>
+        </w:rPr>
+      </w:r>
+      <w:r>
+        <w:rPr>
+          <w:lang w:val="id_ID" w:bidi="id_ID"/>
+        </w:rPr>
+        <w:t xml:space="preserve">Lihat: </w:t>
+      </w:r>
+      <w:r>
+        <w:rPr>
+          <w:lang w:val="id_ID" w:bidi="id_ID"/>
+        </w:rPr>
+        <w:t>Cara Menerjemahkan Nama</w:t>
+      </w:r>
+      <w:r>
+        <w:rPr>
+          <w:lang w:val="id_ID" w:bidi="id_ID"/>
+        </w:rPr>
+      </w:r>
+      <w:r>
+        <w:rPr>
+          <w:lang w:val="id_ID" w:bidi="id_ID"/>
+        </w:rPr>
+      </w:r>
+    </w:p>
+    <w:p>
+      <w:pPr/>
+      <w:r>
+        <w:rPr>
+          <w:lang w:val="id_ID" w:bidi="id_ID"/>
+        </w:rPr>
+      </w:r>
+    </w:p>
+    <w:p>
+      <w:pPr>
+        <w:pStyle w:val="Heading2"/>
+      </w:pPr>
+      <w:r>
+        <w:rPr>
+          <w:lang w:val="id_ID" w:bidi="id_ID"/>
+        </w:rPr>
+        <w:t>1 Timotius 2:7 (#4)</w:t>
+      </w:r>
+      <w:r>
+        <w:rPr>
+          <w:lang w:val="id_ID" w:bidi="id_ID"/>
+        </w:rPr>
+      </w:r>
+    </w:p>
+    <w:p>
+      <w:pPr/>
+      <w:r>
+        <w:rPr>
+          <w:lang w:val="id_ID" w:bidi="id_ID"/>
+        </w:rPr>
+      </w:r>
+      <w:r>
+        <w:rPr>
+          <w:lang w:val="id_ID" w:bidi="id_ID"/>
+        </w:rPr>
+        <w:t xml:space="preserve">Paulus membandingkan dirinya dengan seorang </w:t>
+      </w:r>
+      <w:r>
+        <w:rPr>
+          <w:i/>
+          <w:lang w:val="id_ID" w:bidi="id_ID"/>
+        </w:rPr>
+        <w:t>pembawa berita</w:t>
+      </w:r>
+      <w:r>
+        <w:rPr>
+          <w:lang w:val="id_ID" w:bidi="id_ID"/>
+        </w:rPr>
+        <w:t xml:space="preserve"> karena Allah telah mengutusnya untuk memberitakan berita Injil. Terjemahan alternatif: "seorang pengkhotbah"</w:t>
+      </w:r>
+    </w:p>
+    <w:p>
+      <w:pPr/>
+      <w:r>
+        <w:rPr>
+          <w:lang w:val="id_ID" w:bidi="id_ID"/>
+        </w:rPr>
+      </w:r>
+      <w:r>
+        <w:rPr>
+          <w:lang w:val="id_ID" w:bidi="id_ID"/>
+        </w:rPr>
+        <w:t xml:space="preserve">Lihat: </w:t>
+      </w:r>
+      <w:r>
+        <w:rPr>
+          <w:lang w:val="id_ID" w:bidi="id_ID"/>
+        </w:rPr>
+        <w:t>Metafora</w:t>
+      </w:r>
+      <w:r>
+        <w:rPr>
+          <w:lang w:val="id_ID" w:bidi="id_ID"/>
+        </w:rPr>
+      </w:r>
+      <w:r>
+        <w:rPr>
+          <w:lang w:val="id_ID" w:bidi="id_ID"/>
+        </w:rPr>
+      </w:r>
+    </w:p>
+    <w:p>
+      <w:pPr/>
+      <w:r>
+        <w:rPr>
+          <w:lang w:val="id_ID" w:bidi="id_ID"/>
+        </w:rPr>
+      </w:r>
+    </w:p>
+    <w:p>
+      <w:pPr>
+        <w:pStyle w:val="Heading2"/>
+      </w:pPr>
+      <w:r>
+        <w:rPr>
+          <w:lang w:val="id_ID" w:bidi="id_ID"/>
+        </w:rPr>
         <w:t>1 Timotius 2:8 (#1)</w:t>
       </w:r>
       <w:r>
@@ -8387,6 +9559,113 @@
         <w:rPr>
           <w:lang w:val="id_ID" w:bidi="id_ID"/>
         </w:rPr>
+        <w:t>1 Timotius 2:8 (#4)</w:t>
+      </w:r>
+      <w:r>
+        <w:rPr>
+          <w:lang w:val="id_ID" w:bidi="id_ID"/>
+        </w:rPr>
+      </w:r>
+    </w:p>
+    <w:p>
+      <w:pPr/>
+      <w:r>
+        <w:rPr>
+          <w:lang w:val="id_ID" w:bidi="id_ID"/>
+        </w:rPr>
+      </w:r>
+      <w:r>
+        <w:rPr>
+          <w:lang w:val="id_ID" w:bidi="id_ID"/>
+        </w:rPr>
+        <w:t xml:space="preserve">Di sini Paulus mengungkapkan satu gagasan dengan menggunakan dua kata yang dihubungkan dengan </w:t>
+      </w:r>
+      <w:r>
+        <w:rPr>
+          <w:b/>
+          <w:lang w:val="id_ID" w:bidi="id_ID"/>
+        </w:rPr>
+        <w:t>atau.</w:t>
+      </w:r>
+      <w:r>
+        <w:rPr>
+          <w:lang w:val="id_ID" w:bidi="id_ID"/>
+        </w:rPr>
+        <w:t xml:space="preserve"> Kata </w:t>
+      </w:r>
+      <w:r>
+        <w:rPr>
+          <w:b/>
+          <w:lang w:val="id_ID" w:bidi="id_ID"/>
+        </w:rPr>
+        <w:t>marah</w:t>
+      </w:r>
+      <w:r>
+        <w:rPr>
+          <w:lang w:val="id_ID" w:bidi="id_ID"/>
+        </w:rPr>
+        <w:t xml:space="preserve"> menunjukkan </w:t>
+      </w:r>
+      <w:r>
+        <w:rPr>
+          <w:b/>
+          <w:lang w:val="id_ID" w:bidi="id_ID"/>
+        </w:rPr>
+        <w:t>ragu-ragu</w:t>
+      </w:r>
+      <w:r>
+        <w:rPr>
+          <w:lang w:val="id_ID" w:bidi="id_ID"/>
+        </w:rPr>
+        <w:t xml:space="preserve"> seperti apa yang harus dihindari oleh laki-laki. Jika ini berguna dalam bahasa Anda, Anda dapat mengungkapkan makna ini dengan frasa yang setara. Terjemahan alternatif: “tanpa argumentasi yang mengandung kemarahan”</w:t>
+      </w:r>
+    </w:p>
+    <w:p>
+      <w:pPr/>
+      <w:r>
+        <w:rPr>
+          <w:lang w:val="id_ID" w:bidi="id_ID"/>
+        </w:rPr>
+      </w:r>
+      <w:r>
+        <w:rPr>
+          <w:lang w:val="id_ID" w:bidi="id_ID"/>
+        </w:rPr>
+        <w:t xml:space="preserve">Lihat: </w:t>
+      </w:r>
+      <w:r>
+        <w:rPr>
+          <w:lang w:val="id_ID" w:bidi="id_ID"/>
+        </w:rPr>
+        <w:t>Hendiadis</w:t>
+      </w:r>
+      <w:r>
+        <w:rPr>
+          <w:lang w:val="id_ID" w:bidi="id_ID"/>
+        </w:rPr>
+      </w:r>
+      <w:r>
+        <w:rPr>
+          <w:lang w:val="id_ID" w:bidi="id_ID"/>
+        </w:rPr>
+      </w:r>
+    </w:p>
+    <w:p>
+      <w:pPr/>
+      <w:r>
+        <w:rPr>
+          <w:lang w:val="id_ID" w:bidi="id_ID"/>
+        </w:rPr>
+      </w:r>
+    </w:p>
+    <w:p>
+      <w:pPr>
+        <w:pStyle w:val="Heading2"/>
+      </w:pPr>
+      <w:r>
+        <w:rPr>
+          <w:lang w:val="id_ID" w:bidi="id_ID"/>
+        </w:rPr>
         <w:t>1 Timotius 2:9 (#1)</w:t>
       </w:r>
       <w:r>
@@ -10078,6 +11357,148 @@
         <w:rPr>
           <w:lang w:val="id_ID" w:bidi="id_ID"/>
         </w:rPr>
+        <w:t>1 Timotius 2:15 (#6)</w:t>
+      </w:r>
+      <w:r>
+        <w:rPr>
+          <w:lang w:val="id_ID" w:bidi="id_ID"/>
+        </w:rPr>
+      </w:r>
+    </w:p>
+    <w:p>
+      <w:pPr/>
+      <w:r>
+        <w:rPr>
+          <w:lang w:val="id_ID" w:bidi="id_ID"/>
+        </w:rPr>
+      </w:r>
+      <w:r>
+        <w:rPr>
+          <w:lang w:val="id_ID" w:bidi="id_ID"/>
+        </w:rPr>
+        <w:t xml:space="preserve">Di sini, </w:t>
+      </w:r>
+      <w:r>
+        <w:rPr>
+          <w:b/>
+          <w:lang w:val="id_ID" w:bidi="id_ID"/>
+        </w:rPr>
+        <w:t>mereka</w:t>
+      </w:r>
+      <w:r>
+        <w:rPr>
+          <w:lang w:val="id_ID" w:bidi="id_ID"/>
+        </w:rPr>
+        <w:t xml:space="preserve"> mengacu pada wanita. Paulus beralih dari bentuk tunggal ke bentuk jamak ketika ia beralih dari pembicaraan tentang Hawa sebagai representasi perempuan terhadap perempuan secara umum. Terjemahan lain: “jika perempuan terus hidup”</w:t>
+      </w:r>
+      <w:r>
+        <w:rPr>
+          <w:lang w:val="id_ID" w:bidi="id_ID"/>
+        </w:rPr>
+      </w:r>
+      <w:r>
+        <w:rPr>
+          <w:lang w:val="id_ID" w:bidi="id_ID"/>
+        </w:rPr>
+      </w:r>
+    </w:p>
+    <w:p>
+      <w:pPr/>
+      <w:r>
+        <w:rPr>
+          <w:lang w:val="id_ID" w:bidi="id_ID"/>
+        </w:rPr>
+      </w:r>
+    </w:p>
+    <w:p>
+      <w:pPr>
+        <w:pStyle w:val="Heading2"/>
+      </w:pPr>
+      <w:r>
+        <w:rPr>
+          <w:lang w:val="id_ID" w:bidi="id_ID"/>
+        </w:rPr>
+        <w:t>1 Timotius 2:15 (#8)</w:t>
+      </w:r>
+      <w:r>
+        <w:rPr>
+          <w:lang w:val="id_ID" w:bidi="id_ID"/>
+        </w:rPr>
+      </w:r>
+    </w:p>
+    <w:p>
+      <w:pPr/>
+      <w:r>
+        <w:rPr>
+          <w:lang w:val="id_ID" w:bidi="id_ID"/>
+        </w:rPr>
+      </w:r>
+      <w:r>
+        <w:rPr>
+          <w:lang w:val="id_ID" w:bidi="id_ID"/>
+        </w:rPr>
+        <w:t xml:space="preserve">Di sini, </w:t>
+      </w:r>
+      <w:r>
+        <w:rPr>
+          <w:b/>
+          <w:lang w:val="id_ID" w:bidi="id_ID"/>
+        </w:rPr>
+        <w:t>dengan pengendalian diri</w:t>
+      </w:r>
+      <w:r>
+        <w:rPr>
+          <w:lang w:val="id_ID" w:bidi="id_ID"/>
+        </w:rPr>
+        <w:t xml:space="preserve"> dapat berarti: (1) dengan penilaian yang baik. (2) dengan kesopanan. (3) dengan pemikiran yang jernih.</w:t>
+      </w:r>
+    </w:p>
+    <w:p>
+      <w:pPr/>
+      <w:r>
+        <w:rPr>
+          <w:lang w:val="id_ID" w:bidi="id_ID"/>
+        </w:rPr>
+      </w:r>
+      <w:r>
+        <w:rPr>
+          <w:lang w:val="id_ID" w:bidi="id_ID"/>
+        </w:rPr>
+        <w:t xml:space="preserve">Lihat: </w:t>
+      </w:r>
+      <w:r>
+        <w:rPr>
+          <w:lang w:val="id_ID" w:bidi="id_ID"/>
+        </w:rPr>
+        <w:t>Ungkapan</w:t>
+      </w:r>
+      <w:r>
+        <w:rPr>
+          <w:lang w:val="id_ID" w:bidi="id_ID"/>
+        </w:rPr>
+      </w:r>
+      <w:r>
+        <w:rPr>
+          <w:lang w:val="id_ID" w:bidi="id_ID"/>
+        </w:rPr>
+      </w:r>
+    </w:p>
+    <w:p>
+      <w:pPr/>
+      <w:r>
+        <w:rPr>
+          <w:lang w:val="id_ID" w:bidi="id_ID"/>
+        </w:rPr>
+      </w:r>
+    </w:p>
+    <w:p>
+      <w:pPr>
+        <w:pStyle w:val="Heading2"/>
+      </w:pPr>
+      <w:r>
+        <w:rPr>
+          <w:lang w:val="id_ID" w:bidi="id_ID"/>
+        </w:rPr>
         <w:t>1 Timotius 3:1 (#1)</w:t>
       </w:r>
       <w:r>
@@ -10371,6 +11792,54 @@
         <w:rPr>
           <w:lang w:val="id_ID" w:bidi="id_ID"/>
         </w:rPr>
+        <w:t>1 Timotius 3:1 (#4)</w:t>
+      </w:r>
+      <w:r>
+        <w:rPr>
+          <w:lang w:val="id_ID" w:bidi="id_ID"/>
+        </w:rPr>
+      </w:r>
+    </w:p>
+    <w:p>
+      <w:pPr/>
+      <w:r>
+        <w:rPr>
+          <w:lang w:val="id_ID" w:bidi="id_ID"/>
+        </w:rPr>
+      </w:r>
+      <w:r>
+        <w:rPr>
+          <w:lang w:val="id_ID" w:bidi="id_ID"/>
+        </w:rPr>
+        <w:t>Terjemahan lain: “pekerjaan yang mulia” atau “peran terhormat”</w:t>
+      </w:r>
+      <w:r>
+        <w:rPr>
+          <w:lang w:val="id_ID" w:bidi="id_ID"/>
+        </w:rPr>
+      </w:r>
+      <w:r>
+        <w:rPr>
+          <w:lang w:val="id_ID" w:bidi="id_ID"/>
+        </w:rPr>
+      </w:r>
+    </w:p>
+    <w:p>
+      <w:pPr/>
+      <w:r>
+        <w:rPr>
+          <w:lang w:val="id_ID" w:bidi="id_ID"/>
+        </w:rPr>
+      </w:r>
+    </w:p>
+    <w:p>
+      <w:pPr>
+        <w:pStyle w:val="Heading2"/>
+      </w:pPr>
+      <w:r>
+        <w:rPr>
+          <w:lang w:val="id_ID" w:bidi="id_ID"/>
+        </w:rPr>
         <w:t>1 Timotius 3:2 (#1)</w:t>
       </w:r>
       <w:r>
@@ -11759,6 +13228,87 @@
         <w:rPr>
           <w:lang w:val="id_ID" w:bidi="id_ID"/>
         </w:rPr>
+        <w:t>1 Timotius 3:8 (#3)</w:t>
+      </w:r>
+      <w:r>
+        <w:rPr>
+          <w:lang w:val="id_ID" w:bidi="id_ID"/>
+        </w:rPr>
+      </w:r>
+    </w:p>
+    <w:p>
+      <w:pPr/>
+      <w:r>
+        <w:rPr>
+          <w:lang w:val="id_ID" w:bidi="id_ID"/>
+        </w:rPr>
+      </w:r>
+      <w:r>
+        <w:rPr>
+          <w:lang w:val="id_ID" w:bidi="id_ID"/>
+        </w:rPr>
+        <w:t xml:space="preserve">Jika itu akan membantu dalam bahasa Anda, Anda dapat mengekspresikan ide di balik </w:t>
+      </w:r>
+      <w:r>
+        <w:rPr>
+          <w:b/>
+          <w:lang w:val="id_ID" w:bidi="id_ID"/>
+        </w:rPr>
+        <w:t>bercabang lidah</w:t>
+      </w:r>
+      <w:r>
+        <w:rPr>
+          <w:lang w:val="id_ID" w:bidi="id_ID"/>
+        </w:rPr>
+        <w:t xml:space="preserve"> secara positif. Terjemahan alternatif: "Jujurlah dalam perkataan mereka"</w:t>
+      </w:r>
+    </w:p>
+    <w:p>
+      <w:pPr/>
+      <w:r>
+        <w:rPr>
+          <w:lang w:val="id_ID" w:bidi="id_ID"/>
+        </w:rPr>
+      </w:r>
+      <w:r>
+        <w:rPr>
+          <w:lang w:val="id_ID" w:bidi="id_ID"/>
+        </w:rPr>
+        <w:t xml:space="preserve">Lihat: </w:t>
+      </w:r>
+      <w:r>
+        <w:rPr>
+          <w:lang w:val="id_ID" w:bidi="id_ID"/>
+        </w:rPr>
+        <w:t>Negasi Ganda</w:t>
+      </w:r>
+      <w:r>
+        <w:rPr>
+          <w:lang w:val="id_ID" w:bidi="id_ID"/>
+        </w:rPr>
+      </w:r>
+      <w:r>
+        <w:rPr>
+          <w:lang w:val="id_ID" w:bidi="id_ID"/>
+        </w:rPr>
+      </w:r>
+    </w:p>
+    <w:p>
+      <w:pPr/>
+      <w:r>
+        <w:rPr>
+          <w:lang w:val="id_ID" w:bidi="id_ID"/>
+        </w:rPr>
+      </w:r>
+    </w:p>
+    <w:p>
+      <w:pPr>
+        <w:pStyle w:val="Heading2"/>
+      </w:pPr>
+      <w:r>
+        <w:rPr>
+          <w:lang w:val="id_ID" w:bidi="id_ID"/>
+        </w:rPr>
         <w:t>1 Timotius 3:9 (#1)</w:t>
       </w:r>
       <w:r>
@@ -12352,6 +13902,127 @@
         <w:rPr>
           <w:lang w:val="id_ID" w:bidi="id_ID"/>
         </w:rPr>
+        <w:t>1 Timotius 3:11 (#3)</w:t>
+      </w:r>
+      <w:r>
+        <w:rPr>
+          <w:lang w:val="id_ID" w:bidi="id_ID"/>
+        </w:rPr>
+      </w:r>
+    </w:p>
+    <w:p>
+      <w:pPr/>
+      <w:r>
+        <w:rPr>
+          <w:lang w:val="id_ID" w:bidi="id_ID"/>
+        </w:rPr>
+      </w:r>
+      <w:r>
+        <w:rPr>
+          <w:lang w:val="id_ID" w:bidi="id_ID"/>
+        </w:rPr>
+        <w:t>Terjemahan alternatif: “mereka tidak boleh mengatakan hal-hal jahat tentang orang lain”</w:t>
+      </w:r>
+      <w:r>
+        <w:rPr>
+          <w:lang w:val="id_ID" w:bidi="id_ID"/>
+        </w:rPr>
+      </w:r>
+      <w:r>
+        <w:rPr>
+          <w:lang w:val="id_ID" w:bidi="id_ID"/>
+        </w:rPr>
+      </w:r>
+    </w:p>
+    <w:p>
+      <w:pPr/>
+      <w:r>
+        <w:rPr>
+          <w:lang w:val="id_ID" w:bidi="id_ID"/>
+        </w:rPr>
+      </w:r>
+    </w:p>
+    <w:p>
+      <w:pPr>
+        <w:pStyle w:val="Heading2"/>
+      </w:pPr>
+      <w:r>
+        <w:rPr>
+          <w:lang w:val="id_ID" w:bidi="id_ID"/>
+        </w:rPr>
+        <w:t>1 Timotius 3:11 (#4)</w:t>
+      </w:r>
+      <w:r>
+        <w:rPr>
+          <w:lang w:val="id_ID" w:bidi="id_ID"/>
+        </w:rPr>
+      </w:r>
+    </w:p>
+    <w:p>
+      <w:pPr/>
+      <w:r>
+        <w:rPr>
+          <w:lang w:val="id_ID" w:bidi="id_ID"/>
+        </w:rPr>
+      </w:r>
+      <w:r>
+        <w:rPr>
+          <w:lang w:val="id_ID" w:bidi="id_ID"/>
+        </w:rPr>
+        <w:t xml:space="preserve">Lihat bagaimana Anda menerjemahkan </w:t>
+      </w:r>
+      <w:r>
+        <w:rPr>
+          <w:b/>
+          <w:lang w:val="id_ID" w:bidi="id_ID"/>
+        </w:rPr>
+        <w:t>bijaksana</w:t>
+      </w:r>
+      <w:r>
+        <w:rPr>
+          <w:lang w:val="id_ID" w:bidi="id_ID"/>
+        </w:rPr>
+        <w:t xml:space="preserve"> dalam </w:t>
+      </w:r>
+      <w:r>
+        <w:rPr>
+          <w:lang w:val="id_ID" w:bidi="id_ID"/>
+        </w:rPr>
+        <w:t>3:2</w:t>
+      </w:r>
+      <w:r>
+        <w:rPr>
+          <w:lang w:val="id_ID" w:bidi="id_ID"/>
+        </w:rPr>
+        <w:t>. Terjemahan alternatif: “tidak melakukan apa pun secara berlebihan.”</w:t>
+      </w:r>
+      <w:r>
+        <w:rPr>
+          <w:lang w:val="id_ID" w:bidi="id_ID"/>
+        </w:rPr>
+      </w:r>
+      <w:r>
+        <w:rPr>
+          <w:lang w:val="id_ID" w:bidi="id_ID"/>
+        </w:rPr>
+      </w:r>
+    </w:p>
+    <w:p>
+      <w:pPr/>
+      <w:r>
+        <w:rPr>
+          <w:lang w:val="id_ID" w:bidi="id_ID"/>
+        </w:rPr>
+      </w:r>
+    </w:p>
+    <w:p>
+      <w:pPr>
+        <w:pStyle w:val="Heading2"/>
+      </w:pPr>
+      <w:r>
+        <w:rPr>
+          <w:lang w:val="id_ID" w:bidi="id_ID"/>
+        </w:rPr>
         <w:t>1 Timotius 3:12 (#1)</w:t>
       </w:r>
       <w:r>
@@ -14217,6 +15888,142 @@
         <w:rPr>
           <w:lang w:val="id_ID" w:bidi="id_ID"/>
         </w:rPr>
+        <w:t>1 Timotius 3:16 (#7)</w:t>
+      </w:r>
+      <w:r>
+        <w:rPr>
+          <w:lang w:val="id_ID" w:bidi="id_ID"/>
+        </w:rPr>
+      </w:r>
+    </w:p>
+    <w:p>
+      <w:pPr/>
+      <w:r>
+        <w:rPr>
+          <w:lang w:val="id_ID" w:bidi="id_ID"/>
+        </w:rPr>
+      </w:r>
+      <w:r>
+        <w:rPr>
+          <w:lang w:val="id_ID" w:bidi="id_ID"/>
+        </w:rPr>
+        <w:t>Jika ini berguna dalam bahasa Anda, Anda dapat mengungkapkan frasa pasif ini dengan bentuk aktif. Terjemahan lain: “para malaikat melihatnya”</w:t>
+      </w:r>
+    </w:p>
+    <w:p>
+      <w:pPr/>
+      <w:r>
+        <w:rPr>
+          <w:lang w:val="id_ID" w:bidi="id_ID"/>
+        </w:rPr>
+      </w:r>
+      <w:r>
+        <w:rPr>
+          <w:lang w:val="id_ID" w:bidi="id_ID"/>
+        </w:rPr>
+        <w:t xml:space="preserve">Lihat: </w:t>
+      </w:r>
+      <w:r>
+        <w:rPr>
+          <w:lang w:val="id_ID" w:bidi="id_ID"/>
+        </w:rPr>
+        <w:t>Aktif atau Pasif</w:t>
+      </w:r>
+      <w:r>
+        <w:rPr>
+          <w:lang w:val="id_ID" w:bidi="id_ID"/>
+        </w:rPr>
+      </w:r>
+      <w:r>
+        <w:rPr>
+          <w:lang w:val="id_ID" w:bidi="id_ID"/>
+        </w:rPr>
+      </w:r>
+    </w:p>
+    <w:p>
+      <w:pPr/>
+      <w:r>
+        <w:rPr>
+          <w:lang w:val="id_ID" w:bidi="id_ID"/>
+        </w:rPr>
+      </w:r>
+    </w:p>
+    <w:p>
+      <w:pPr>
+        <w:pStyle w:val="Heading2"/>
+      </w:pPr>
+      <w:r>
+        <w:rPr>
+          <w:lang w:val="id_ID" w:bidi="id_ID"/>
+        </w:rPr>
+        <w:t>1 Timotius 3:16 (#8)</w:t>
+      </w:r>
+      <w:r>
+        <w:rPr>
+          <w:lang w:val="id_ID" w:bidi="id_ID"/>
+        </w:rPr>
+      </w:r>
+    </w:p>
+    <w:p>
+      <w:pPr/>
+      <w:r>
+        <w:rPr>
+          <w:lang w:val="id_ID" w:bidi="id_ID"/>
+        </w:rPr>
+      </w:r>
+      <w:r>
+        <w:rPr>
+          <w:lang w:val="id_ID" w:bidi="id_ID"/>
+        </w:rPr>
+        <w:t>Jika ini berguna dalam bahasa Anda, Anda dapat mengungkapkan frasa pasif ini dengan bentuk aktif, dan Anda dapat menyatakan siapa yang melakukan tindakan tersebut. Terjemahan lain: “orang-orang di banyak negara menceritakan kepada orang lain tentang dia”</w:t>
+      </w:r>
+    </w:p>
+    <w:p>
+      <w:pPr/>
+      <w:r>
+        <w:rPr>
+          <w:lang w:val="id_ID" w:bidi="id_ID"/>
+        </w:rPr>
+      </w:r>
+      <w:r>
+        <w:rPr>
+          <w:lang w:val="id_ID" w:bidi="id_ID"/>
+        </w:rPr>
+        <w:t xml:space="preserve">Lihat: </w:t>
+      </w:r>
+      <w:r>
+        <w:rPr>
+          <w:lang w:val="id_ID" w:bidi="id_ID"/>
+        </w:rPr>
+        <w:t>Aktif atau Pasif</w:t>
+      </w:r>
+      <w:r>
+        <w:rPr>
+          <w:lang w:val="id_ID" w:bidi="id_ID"/>
+        </w:rPr>
+      </w:r>
+      <w:r>
+        <w:rPr>
+          <w:lang w:val="id_ID" w:bidi="id_ID"/>
+        </w:rPr>
+      </w:r>
+    </w:p>
+    <w:p>
+      <w:pPr/>
+      <w:r>
+        <w:rPr>
+          <w:lang w:val="id_ID" w:bidi="id_ID"/>
+        </w:rPr>
+      </w:r>
+    </w:p>
+    <w:p>
+      <w:pPr>
+        <w:pStyle w:val="Heading2"/>
+      </w:pPr>
+      <w:r>
+        <w:rPr>
+          <w:lang w:val="id_ID" w:bidi="id_ID"/>
+        </w:rPr>
         <w:t>1 Timotius 4:1 (#1)</w:t>
       </w:r>
       <w:r>
@@ -14638,6 +16445,54 @@
         <w:rPr>
           <w:lang w:val="id_ID" w:bidi="id_ID"/>
         </w:rPr>
+        <w:t>1 Timotius 4:1 (#5)</w:t>
+      </w:r>
+      <w:r>
+        <w:rPr>
+          <w:lang w:val="id_ID" w:bidi="id_ID"/>
+        </w:rPr>
+      </w:r>
+    </w:p>
+    <w:p>
+      <w:pPr/>
+      <w:r>
+        <w:rPr>
+          <w:lang w:val="id_ID" w:bidi="id_ID"/>
+        </w:rPr>
+      </w:r>
+      <w:r>
+        <w:rPr>
+          <w:lang w:val="id_ID" w:bidi="id_ID"/>
+        </w:rPr>
+        <w:t>Terjemahan lain: “dan mengalihkan perhatian mereka kepada” atau “karena mereka memperhatikan pada”</w:t>
+      </w:r>
+      <w:r>
+        <w:rPr>
+          <w:lang w:val="id_ID" w:bidi="id_ID"/>
+        </w:rPr>
+      </w:r>
+      <w:r>
+        <w:rPr>
+          <w:lang w:val="id_ID" w:bidi="id_ID"/>
+        </w:rPr>
+      </w:r>
+    </w:p>
+    <w:p>
+      <w:pPr/>
+      <w:r>
+        <w:rPr>
+          <w:lang w:val="id_ID" w:bidi="id_ID"/>
+        </w:rPr>
+      </w:r>
+    </w:p>
+    <w:p>
+      <w:pPr>
+        <w:pStyle w:val="Heading2"/>
+      </w:pPr>
+      <w:r>
+        <w:rPr>
+          <w:lang w:val="id_ID" w:bidi="id_ID"/>
+        </w:rPr>
         <w:t>1 Timotius 4:2 (#1)</w:t>
       </w:r>
       <w:r>
@@ -15251,6 +17106,135 @@
         <w:rPr>
           <w:lang w:val="id_ID" w:bidi="id_ID"/>
         </w:rPr>
+        <w:t>1 Timotius 4:3 (#1)</w:t>
+      </w:r>
+      <w:r>
+        <w:rPr>
+          <w:lang w:val="id_ID" w:bidi="id_ID"/>
+        </w:rPr>
+      </w:r>
+    </w:p>
+    <w:p>
+      <w:pPr/>
+      <w:r>
+        <w:rPr>
+          <w:lang w:val="id_ID" w:bidi="id_ID"/>
+        </w:rPr>
+      </w:r>
+      <w:r>
+        <w:rPr>
+          <w:lang w:val="id_ID" w:bidi="id_ID"/>
+        </w:rPr>
+        <w:t>Jika akan bermanfaat bagi pembaca Anda, Anda dapat memulai kalimat baru di sini. Terjemahan alternatif: "orang-orang ini mengajarkan bahwa menikah itu salah"</w:t>
+      </w:r>
+      <w:r>
+        <w:rPr>
+          <w:lang w:val="id_ID" w:bidi="id_ID"/>
+        </w:rPr>
+      </w:r>
+      <w:r>
+        <w:rPr>
+          <w:lang w:val="id_ID" w:bidi="id_ID"/>
+        </w:rPr>
+      </w:r>
+    </w:p>
+    <w:p>
+      <w:pPr/>
+      <w:r>
+        <w:rPr>
+          <w:lang w:val="id_ID" w:bidi="id_ID"/>
+        </w:rPr>
+      </w:r>
+    </w:p>
+    <w:p>
+      <w:pPr>
+        <w:pStyle w:val="Heading2"/>
+      </w:pPr>
+      <w:r>
+        <w:rPr>
+          <w:lang w:val="id_ID" w:bidi="id_ID"/>
+        </w:rPr>
+        <w:t>1 Timotius 4:3 (#2)</w:t>
+      </w:r>
+      <w:r>
+        <w:rPr>
+          <w:lang w:val="id_ID" w:bidi="id_ID"/>
+        </w:rPr>
+      </w:r>
+    </w:p>
+    <w:p>
+      <w:pPr/>
+      <w:r>
+        <w:rPr>
+          <w:lang w:val="id_ID" w:bidi="id_ID"/>
+        </w:rPr>
+      </w:r>
+      <w:r>
+        <w:rPr>
+          <w:lang w:val="id_ID" w:bidi="id_ID"/>
+        </w:rPr>
+        <w:t xml:space="preserve">Implikasi dari frasa ini adalah bahwa guru-guru palsu ini akan melarang orang percaya untuk </w:t>
+      </w:r>
+      <w:r>
+        <w:rPr>
+          <w:b/>
+          <w:lang w:val="id_ID" w:bidi="id_ID"/>
+        </w:rPr>
+        <w:t>menikah</w:t>
+      </w:r>
+      <w:r>
+        <w:rPr>
+          <w:lang w:val="id_ID" w:bidi="id_ID"/>
+        </w:rPr>
+        <w:t>. Terjemahan alternatif: "orang-orang ini akan melarang orang-orang percaya untuk menikah"</w:t>
+      </w:r>
+    </w:p>
+    <w:p>
+      <w:pPr/>
+      <w:r>
+        <w:rPr>
+          <w:lang w:val="id_ID" w:bidi="id_ID"/>
+        </w:rPr>
+      </w:r>
+      <w:r>
+        <w:rPr>
+          <w:lang w:val="id_ID" w:bidi="id_ID"/>
+        </w:rPr>
+        <w:t xml:space="preserve">Lihat: </w:t>
+      </w:r>
+      <w:r>
+        <w:rPr>
+          <w:lang w:val="id_ID" w:bidi="id_ID"/>
+        </w:rPr>
+        <w:t>Assumed Knowledge and Implicit Information</w:t>
+      </w:r>
+      <w:r>
+        <w:rPr>
+          <w:lang w:val="id_ID" w:bidi="id_ID"/>
+        </w:rPr>
+      </w:r>
+      <w:r>
+        <w:rPr>
+          <w:lang w:val="id_ID" w:bidi="id_ID"/>
+        </w:rPr>
+      </w:r>
+    </w:p>
+    <w:p>
+      <w:pPr/>
+      <w:r>
+        <w:rPr>
+          <w:lang w:val="id_ID" w:bidi="id_ID"/>
+        </w:rPr>
+      </w:r>
+    </w:p>
+    <w:p>
+      <w:pPr>
+        <w:pStyle w:val="Heading2"/>
+      </w:pPr>
+      <w:r>
+        <w:rPr>
+          <w:lang w:val="id_ID" w:bidi="id_ID"/>
+        </w:rPr>
         <w:t>1 Timotius 4:4 (#1)</w:t>
       </w:r>
       <w:r>
@@ -17694,6 +19678,100 @@
         <w:rPr>
           <w:lang w:val="id_ID" w:bidi="id_ID"/>
         </w:rPr>
+        <w:t>1 Timotius 4:10 (#3)</w:t>
+      </w:r>
+      <w:r>
+        <w:rPr>
+          <w:lang w:val="id_ID" w:bidi="id_ID"/>
+        </w:rPr>
+      </w:r>
+    </w:p>
+    <w:p>
+      <w:pPr/>
+      <w:r>
+        <w:rPr>
+          <w:lang w:val="id_ID" w:bidi="id_ID"/>
+        </w:rPr>
+      </w:r>
+      <w:r>
+        <w:rPr>
+          <w:lang w:val="id_ID" w:bidi="id_ID"/>
+        </w:rPr>
+        <w:t xml:space="preserve">Ini bisa menjadi satu tempat di mana </w:t>
+      </w:r>
+      <w:r>
+        <w:rPr>
+          <w:b/>
+          <w:lang w:val="id_ID" w:bidi="id_ID"/>
+        </w:rPr>
+        <w:t>kami</w:t>
+      </w:r>
+      <w:r>
+        <w:rPr>
+          <w:lang w:val="id_ID" w:bidi="id_ID"/>
+        </w:rPr>
+        <w:t xml:space="preserve"> tidak menyertakan penerimanya. Paulus baru saja mengatakan kepada Timotius untuk menjadikan kesalehan sebagai prioritasnya dibandingkan latihan fisik, dan ia mungkin menawarkan dirinya dan rekan-rekan sekerjanya sebagai teladan untuk diikuti Timotius. Jadi jika bahasa Anda membedakannya, Anda mungkin ingin menggunakan bentuk eksklusif dalam frasa ini. Namun, </w:t>
+      </w:r>
+      <w:r>
+        <w:rPr>
+          <w:b/>
+          <w:lang w:val="id_ID" w:bidi="id_ID"/>
+        </w:rPr>
+        <w:t>kita</w:t>
+      </w:r>
+      <w:r>
+        <w:rPr>
+          <w:lang w:val="id_ID" w:bidi="id_ID"/>
+        </w:rPr>
+        <w:t xml:space="preserve"> dalam frasa berikutnya akan menyertakan Timotius, karena Paulus mendorong Timotius untuk bergabung dengan dia dan rekan-rekan sekerjanya dalam menjadikan kesalehan sebagai prioritasnya sebagai seseorang yang, seperti mereka, berharap pada Allah yang hidup.</w:t>
+      </w:r>
+    </w:p>
+    <w:p>
+      <w:pPr/>
+      <w:r>
+        <w:rPr>
+          <w:lang w:val="id_ID" w:bidi="id_ID"/>
+        </w:rPr>
+      </w:r>
+      <w:r>
+        <w:rPr>
+          <w:lang w:val="id_ID" w:bidi="id_ID"/>
+        </w:rPr>
+        <w:t xml:space="preserve">Lihat: </w:t>
+      </w:r>
+      <w:r>
+        <w:rPr>
+          <w:lang w:val="id_ID" w:bidi="id_ID"/>
+        </w:rPr>
+        <w:t>Kami/Kita yang Eksklusif dan Inklusif</w:t>
+      </w:r>
+      <w:r>
+        <w:rPr>
+          <w:lang w:val="id_ID" w:bidi="id_ID"/>
+        </w:rPr>
+      </w:r>
+      <w:r>
+        <w:rPr>
+          <w:lang w:val="id_ID" w:bidi="id_ID"/>
+        </w:rPr>
+      </w:r>
+    </w:p>
+    <w:p>
+      <w:pPr/>
+      <w:r>
+        <w:rPr>
+          <w:lang w:val="id_ID" w:bidi="id_ID"/>
+        </w:rPr>
+      </w:r>
+    </w:p>
+    <w:p>
+      <w:pPr>
+        <w:pStyle w:val="Heading2"/>
+      </w:pPr>
+      <w:r>
+        <w:rPr>
+          <w:lang w:val="id_ID" w:bidi="id_ID"/>
+        </w:rPr>
         <w:t>1 Timotius 4:12 (#1)</w:t>
       </w:r>
       <w:r>
@@ -18906,6 +20984,54 @@
         <w:rPr>
           <w:lang w:val="id_ID" w:bidi="id_ID"/>
         </w:rPr>
+        <w:t>1 Timotius 4:16 (#3)</w:t>
+      </w:r>
+      <w:r>
+        <w:rPr>
+          <w:lang w:val="id_ID" w:bidi="id_ID"/>
+        </w:rPr>
+      </w:r>
+    </w:p>
+    <w:p>
+      <w:pPr/>
+      <w:r>
+        <w:rPr>
+          <w:lang w:val="id_ID" w:bidi="id_ID"/>
+        </w:rPr>
+      </w:r>
+      <w:r>
+        <w:rPr>
+          <w:lang w:val="id_ID" w:bidi="id_ID"/>
+        </w:rPr>
+        <w:t>Hal ini dapat berarti: (1) Timotius akan menyelamatkan dirinya sendiri dan orang-orang yang mendengarkannya dari penghakiman Allah (2) Timotius akan melindungi dirinya sendiri dan orang-orang yang mendengarkannya dari pengaruh guru-guru palsu. Mungkin maksud Paulus adalah kedua hal tersebut, karena jika Timotius dapat meyakinkan jemaat di Efesus untuk tidak mendengarkan guru-guru palsu, maka dia juga akan menghindarkan mereka dari penghakiman Allah atas perbuatan salah yang akan mereka lakukan jika mereka mendengarkan guru-guru tersebut. . Terjemahan lain: “Anda akan menjaga diri sendiri dan pendengar Anda agar tidak mempercayai dan melakukan hal yang salah”</w:t>
+      </w:r>
+      <w:r>
+        <w:rPr>
+          <w:lang w:val="id_ID" w:bidi="id_ID"/>
+        </w:rPr>
+      </w:r>
+      <w:r>
+        <w:rPr>
+          <w:lang w:val="id_ID" w:bidi="id_ID"/>
+        </w:rPr>
+      </w:r>
+    </w:p>
+    <w:p>
+      <w:pPr/>
+      <w:r>
+        <w:rPr>
+          <w:lang w:val="id_ID" w:bidi="id_ID"/>
+        </w:rPr>
+      </w:r>
+    </w:p>
+    <w:p>
+      <w:pPr>
+        <w:pStyle w:val="Heading2"/>
+      </w:pPr>
+      <w:r>
+        <w:rPr>
+          <w:lang w:val="id_ID" w:bidi="id_ID"/>
+        </w:rPr>
         <w:t>1 Timotius 5:1 (#4)</w:t>
       </w:r>
       <w:r>
@@ -19130,6 +21256,110 @@
         <w:rPr>
           <w:lang w:val="id_ID" w:bidi="id_ID"/>
         </w:rPr>
+        <w:t>1 Timotius 5:1 (#1)</w:t>
+      </w:r>
+      <w:r>
+        <w:rPr>
+          <w:lang w:val="id_ID" w:bidi="id_ID"/>
+        </w:rPr>
+      </w:r>
+    </w:p>
+    <w:p>
+      <w:pPr/>
+      <w:r>
+        <w:rPr>
+          <w:lang w:val="id_ID" w:bidi="id_ID"/>
+        </w:rPr>
+      </w:r>
+    </w:p>
+    <w:p>
+      <w:pPr/>
+      <w:r>
+        <w:rPr>
+          <w:lang w:val="id_ID" w:bidi="id_ID"/>
+        </w:rPr>
+      </w:r>
+      <w:r>
+        <w:rPr>
+          <w:lang w:val="id_ID" w:bidi="id_ID"/>
+        </w:rPr>
+        <w:t xml:space="preserve">Lihat: </w:t>
+      </w:r>
+      <w:r>
+        <w:rPr>
+          <w:lang w:val="id_ID" w:bidi="id_ID"/>
+        </w:rPr>
+        <w:t>Bentuk ‘Kamu’</w:t>
+      </w:r>
+      <w:r>
+        <w:rPr>
+          <w:lang w:val="id_ID" w:bidi="id_ID"/>
+        </w:rPr>
+      </w:r>
+      <w:r>
+        <w:rPr>
+          <w:lang w:val="id_ID" w:bidi="id_ID"/>
+        </w:rPr>
+      </w:r>
+    </w:p>
+    <w:p>
+      <w:pPr/>
+      <w:r>
+        <w:rPr>
+          <w:lang w:val="id_ID" w:bidi="id_ID"/>
+        </w:rPr>
+      </w:r>
+    </w:p>
+    <w:p>
+      <w:pPr>
+        <w:pStyle w:val="Heading2"/>
+      </w:pPr>
+      <w:r>
+        <w:rPr>
+          <w:lang w:val="id_ID" w:bidi="id_ID"/>
+        </w:rPr>
+        <w:t>1 Timotius 5:1 (#2)</w:t>
+      </w:r>
+      <w:r>
+        <w:rPr>
+          <w:lang w:val="id_ID" w:bidi="id_ID"/>
+        </w:rPr>
+      </w:r>
+    </w:p>
+    <w:p>
+      <w:pPr/>
+      <w:r>
+        <w:rPr>
+          <w:lang w:val="id_ID" w:bidi="id_ID"/>
+        </w:rPr>
+      </w:r>
+      <w:r>
+        <w:rPr>
+          <w:lang w:val="id_ID" w:bidi="id_ID"/>
+        </w:rPr>
+      </w:r>
+      <w:r>
+        <w:rPr>
+          <w:lang w:val="id_ID" w:bidi="id_ID"/>
+        </w:rPr>
+      </w:r>
+    </w:p>
+    <w:p>
+      <w:pPr/>
+      <w:r>
+        <w:rPr>
+          <w:lang w:val="id_ID" w:bidi="id_ID"/>
+        </w:rPr>
+      </w:r>
+    </w:p>
+    <w:p>
+      <w:pPr>
+        <w:pStyle w:val="Heading2"/>
+      </w:pPr>
+      <w:r>
+        <w:rPr>
+          <w:lang w:val="id_ID" w:bidi="id_ID"/>
+        </w:rPr>
         <w:t>1 Timotius 5:2 (#1)</w:t>
       </w:r>
       <w:r>
@@ -22719,6 +24949,135 @@
         <w:rPr>
           <w:lang w:val="id_ID" w:bidi="id_ID"/>
         </w:rPr>
+        <w:t>1 Timotius 5:13 (#2)</w:t>
+      </w:r>
+      <w:r>
+        <w:rPr>
+          <w:lang w:val="id_ID" w:bidi="id_ID"/>
+        </w:rPr>
+      </w:r>
+    </w:p>
+    <w:p>
+      <w:pPr/>
+      <w:r>
+        <w:rPr>
+          <w:lang w:val="id_ID" w:bidi="id_ID"/>
+        </w:rPr>
+      </w:r>
+      <w:r>
+        <w:rPr>
+          <w:lang w:val="id_ID" w:bidi="id_ID"/>
+        </w:rPr>
+        <w:t xml:space="preserve">Paulus menggunakan kata sifat </w:t>
+      </w:r>
+      <w:r>
+        <w:rPr>
+          <w:b/>
+          <w:lang w:val="id_ID" w:bidi="id_ID"/>
+        </w:rPr>
+        <w:t>malas</w:t>
+      </w:r>
+      <w:r>
+        <w:rPr>
+          <w:lang w:val="id_ID" w:bidi="id_ID"/>
+        </w:rPr>
+        <w:t xml:space="preserve"> sebagai kata benda untuk merujuk pada sekelompok orang yang digambarkannya. Jika ini berguna dalam bahasa Anda, Anda dapat mengungkapkan istilah ini dengan menerjemahkannya dengan frasa kata benda. Terjemahan alternatif: “orang-orang yang malas”</w:t>
+      </w:r>
+    </w:p>
+    <w:p>
+      <w:pPr/>
+      <w:r>
+        <w:rPr>
+          <w:lang w:val="id_ID" w:bidi="id_ID"/>
+        </w:rPr>
+      </w:r>
+      <w:r>
+        <w:rPr>
+          <w:lang w:val="id_ID" w:bidi="id_ID"/>
+        </w:rPr>
+        <w:t xml:space="preserve">Lihat: </w:t>
+      </w:r>
+      <w:r>
+        <w:rPr>
+          <w:lang w:val="id_ID" w:bidi="id_ID"/>
+        </w:rPr>
+        <w:t>Kata Sifat Nominal</w:t>
+      </w:r>
+      <w:r>
+        <w:rPr>
+          <w:lang w:val="id_ID" w:bidi="id_ID"/>
+        </w:rPr>
+      </w:r>
+      <w:r>
+        <w:rPr>
+          <w:lang w:val="id_ID" w:bidi="id_ID"/>
+        </w:rPr>
+      </w:r>
+    </w:p>
+    <w:p>
+      <w:pPr/>
+      <w:r>
+        <w:rPr>
+          <w:lang w:val="id_ID" w:bidi="id_ID"/>
+        </w:rPr>
+      </w:r>
+    </w:p>
+    <w:p>
+      <w:pPr>
+        <w:pStyle w:val="Heading2"/>
+      </w:pPr>
+      <w:r>
+        <w:rPr>
+          <w:lang w:val="id_ID" w:bidi="id_ID"/>
+        </w:rPr>
+        <w:t>1 Timotius 5:13 (#5)</w:t>
+      </w:r>
+      <w:r>
+        <w:rPr>
+          <w:lang w:val="id_ID" w:bidi="id_ID"/>
+        </w:rPr>
+      </w:r>
+    </w:p>
+    <w:p>
+      <w:pPr/>
+      <w:r>
+        <w:rPr>
+          <w:lang w:val="id_ID" w:bidi="id_ID"/>
+        </w:rPr>
+      </w:r>
+      <w:r>
+        <w:rPr>
+          <w:lang w:val="id_ID" w:bidi="id_ID"/>
+        </w:rPr>
+        <w:t>Terjemahan alternatif: “orang-orang yang berbicara omong kosong”</w:t>
+      </w:r>
+      <w:r>
+        <w:rPr>
+          <w:lang w:val="id_ID" w:bidi="id_ID"/>
+        </w:rPr>
+      </w:r>
+      <w:r>
+        <w:rPr>
+          <w:lang w:val="id_ID" w:bidi="id_ID"/>
+        </w:rPr>
+      </w:r>
+    </w:p>
+    <w:p>
+      <w:pPr/>
+      <w:r>
+        <w:rPr>
+          <w:lang w:val="id_ID" w:bidi="id_ID"/>
+        </w:rPr>
+      </w:r>
+    </w:p>
+    <w:p>
+      <w:pPr>
+        <w:pStyle w:val="Heading2"/>
+      </w:pPr>
+      <w:r>
+        <w:rPr>
+          <w:lang w:val="id_ID" w:bidi="id_ID"/>
+        </w:rPr>
         <w:t>1 Timotius 5:14 (#1)</w:t>
       </w:r>
       <w:r>
@@ -23465,6 +25824,113 @@
         <w:rPr>
           <w:lang w:val="id_ID" w:bidi="id_ID"/>
         </w:rPr>
+        <w:t>1 Timotius 5:17 (#3)</w:t>
+      </w:r>
+      <w:r>
+        <w:rPr>
+          <w:lang w:val="id_ID" w:bidi="id_ID"/>
+        </w:rPr>
+      </w:r>
+    </w:p>
+    <w:p>
+      <w:pPr/>
+      <w:r>
+        <w:rPr>
+          <w:lang w:val="id_ID" w:bidi="id_ID"/>
+        </w:rPr>
+      </w:r>
+      <w:r>
+        <w:rPr>
+          <w:lang w:val="id_ID" w:bidi="id_ID"/>
+        </w:rPr>
+        <w:t xml:space="preserve">Frasa ini mungkin mengungkapkan satu gagasan dengan menggunakan dua frasa (yang sebenarnya hanya dua kata dalam bahasa Yunani) yang dihubungkan dengan </w:t>
+      </w:r>
+      <w:r>
+        <w:rPr>
+          <w:b/>
+          <w:lang w:val="id_ID" w:bidi="id_ID"/>
+        </w:rPr>
+        <w:t>dan</w:t>
+      </w:r>
+      <w:r>
+        <w:rPr>
+          <w:lang w:val="id_ID" w:bidi="id_ID"/>
+        </w:rPr>
+        <w:t xml:space="preserve">. Ungkapan </w:t>
+      </w:r>
+      <w:r>
+        <w:rPr>
+          <w:b/>
+          <w:lang w:val="id_ID" w:bidi="id_ID"/>
+        </w:rPr>
+        <w:t>dalam firman</w:t>
+      </w:r>
+      <w:r>
+        <w:rPr>
+          <w:lang w:val="id_ID" w:bidi="id_ID"/>
+        </w:rPr>
+        <w:t xml:space="preserve"> mengidentifikasi isi </w:t>
+      </w:r>
+      <w:r>
+        <w:rPr>
+          <w:b/>
+          <w:lang w:val="id_ID" w:bidi="id_ID"/>
+        </w:rPr>
+        <w:t>pengajaran</w:t>
+      </w:r>
+      <w:r>
+        <w:rPr>
+          <w:lang w:val="id_ID" w:bidi="id_ID"/>
+        </w:rPr>
+        <w:t>. Jika ini berguna dalam bahasa Anda, Anda dapat mengungkapkan hubungan ini dengan menyatakan maknanya dengan frasa yang setara. Terjemahan alternatif: “dalam pengajaran dari Kitab Suci”</w:t>
+      </w:r>
+    </w:p>
+    <w:p>
+      <w:pPr/>
+      <w:r>
+        <w:rPr>
+          <w:lang w:val="id_ID" w:bidi="id_ID"/>
+        </w:rPr>
+      </w:r>
+      <w:r>
+        <w:rPr>
+          <w:lang w:val="id_ID" w:bidi="id_ID"/>
+        </w:rPr>
+        <w:t xml:space="preserve">Lihat: </w:t>
+      </w:r>
+      <w:r>
+        <w:rPr>
+          <w:lang w:val="id_ID" w:bidi="id_ID"/>
+        </w:rPr>
+        <w:t>Hendiadis</w:t>
+      </w:r>
+      <w:r>
+        <w:rPr>
+          <w:lang w:val="id_ID" w:bidi="id_ID"/>
+        </w:rPr>
+      </w:r>
+      <w:r>
+        <w:rPr>
+          <w:lang w:val="id_ID" w:bidi="id_ID"/>
+        </w:rPr>
+      </w:r>
+    </w:p>
+    <w:p>
+      <w:pPr/>
+      <w:r>
+        <w:rPr>
+          <w:lang w:val="id_ID" w:bidi="id_ID"/>
+        </w:rPr>
+      </w:r>
+    </w:p>
+    <w:p>
+      <w:pPr>
+        <w:pStyle w:val="Heading2"/>
+      </w:pPr>
+      <w:r>
+        <w:rPr>
+          <w:lang w:val="id_ID" w:bidi="id_ID"/>
+        </w:rPr>
         <w:t>1 Timotius 5:18 (#1)</w:t>
       </w:r>
       <w:r>
@@ -23867,6 +26333,87 @@
         <w:rPr>
           <w:lang w:val="id_ID" w:bidi="id_ID"/>
         </w:rPr>
+        <w:t>1 Timotius 5:18 (#5)</w:t>
+      </w:r>
+      <w:r>
+        <w:rPr>
+          <w:lang w:val="id_ID" w:bidi="id_ID"/>
+        </w:rPr>
+      </w:r>
+    </w:p>
+    <w:p>
+      <w:pPr/>
+      <w:r>
+        <w:rPr>
+          <w:lang w:val="id_ID" w:bidi="id_ID"/>
+        </w:rPr>
+      </w:r>
+      <w:r>
+        <w:rPr>
+          <w:lang w:val="id_ID" w:bidi="id_ID"/>
+        </w:rPr>
+        <w:t xml:space="preserve">Seekor </w:t>
+      </w:r>
+      <w:r>
+        <w:rPr>
+          <w:b/>
+          <w:lang w:val="id_ID" w:bidi="id_ID"/>
+        </w:rPr>
+        <w:t>lembu</w:t>
+      </w:r>
+      <w:r>
+        <w:rPr>
+          <w:lang w:val="id_ID" w:bidi="id_ID"/>
+        </w:rPr>
+        <w:t xml:space="preserve"> dalam budaya ini “mengirik” biji-bijian dengan berjalan di atasnya atau menarik benda berat di atasnya untuk memisahkan biji-bijian dari kulitnya. Terjemahan alternatif: “seekor lembu yang memisahkan biji-bijian dari sekam”</w:t>
+      </w:r>
+    </w:p>
+    <w:p>
+      <w:pPr/>
+      <w:r>
+        <w:rPr>
+          <w:lang w:val="id_ID" w:bidi="id_ID"/>
+        </w:rPr>
+      </w:r>
+      <w:r>
+        <w:rPr>
+          <w:lang w:val="id_ID" w:bidi="id_ID"/>
+        </w:rPr>
+        <w:t xml:space="preserve">Lihat: </w:t>
+      </w:r>
+      <w:r>
+        <w:rPr>
+          <w:lang w:val="id_ID" w:bidi="id_ID"/>
+        </w:rPr>
+        <w:t>Translate Unknowns</w:t>
+      </w:r>
+      <w:r>
+        <w:rPr>
+          <w:lang w:val="id_ID" w:bidi="id_ID"/>
+        </w:rPr>
+      </w:r>
+      <w:r>
+        <w:rPr>
+          <w:lang w:val="id_ID" w:bidi="id_ID"/>
+        </w:rPr>
+      </w:r>
+    </w:p>
+    <w:p>
+      <w:pPr/>
+      <w:r>
+        <w:rPr>
+          <w:lang w:val="id_ID" w:bidi="id_ID"/>
+        </w:rPr>
+      </w:r>
+    </w:p>
+    <w:p>
+      <w:pPr>
+        <w:pStyle w:val="Heading2"/>
+      </w:pPr>
+      <w:r>
+        <w:rPr>
+          <w:lang w:val="id_ID" w:bidi="id_ID"/>
+        </w:rPr>
         <w:t>1 Timotius 5:19 (#1)</w:t>
       </w:r>
       <w:r>
@@ -24789,6 +27336,87 @@
         <w:rPr>
           <w:lang w:val="id_ID" w:bidi="id_ID"/>
         </w:rPr>
+        <w:t>1 Timotius 5:21 (#2)</w:t>
+      </w:r>
+      <w:r>
+        <w:rPr>
+          <w:lang w:val="id_ID" w:bidi="id_ID"/>
+        </w:rPr>
+      </w:r>
+    </w:p>
+    <w:p>
+      <w:pPr/>
+      <w:r>
+        <w:rPr>
+          <w:lang w:val="id_ID" w:bidi="id_ID"/>
+        </w:rPr>
+      </w:r>
+      <w:r>
+        <w:rPr>
+          <w:lang w:val="id_ID" w:bidi="id_ID"/>
+        </w:rPr>
+        <w:t xml:space="preserve">Paulus menggunakan ungkapan </w:t>
+      </w:r>
+      <w:r>
+        <w:rPr>
+          <w:b/>
+          <w:lang w:val="id_ID" w:bidi="id_ID"/>
+        </w:rPr>
+        <w:t>dihadapan</w:t>
+      </w:r>
+      <w:r>
+        <w:rPr>
+          <w:lang w:val="id_ID" w:bidi="id_ID"/>
+        </w:rPr>
+        <w:t>, yang berarti “di depan,” untuk menunjukkan “di mana mereka dapat melihat.” Melihat, pada gilirannya, secara kiasan berarti perhatian dan penilaian. Terjemahan lain: “saat Allah dan Kristus Yesus dan para malaikat terpilih menyaksikan”</w:t>
+      </w:r>
+    </w:p>
+    <w:p>
+      <w:pPr/>
+      <w:r>
+        <w:rPr>
+          <w:lang w:val="id_ID" w:bidi="id_ID"/>
+        </w:rPr>
+      </w:r>
+      <w:r>
+        <w:rPr>
+          <w:lang w:val="id_ID" w:bidi="id_ID"/>
+        </w:rPr>
+        <w:t xml:space="preserve">Lihat: </w:t>
+      </w:r>
+      <w:r>
+        <w:rPr>
+          <w:lang w:val="id_ID" w:bidi="id_ID"/>
+        </w:rPr>
+        <w:t>Metafora</w:t>
+      </w:r>
+      <w:r>
+        <w:rPr>
+          <w:lang w:val="id_ID" w:bidi="id_ID"/>
+        </w:rPr>
+      </w:r>
+      <w:r>
+        <w:rPr>
+          <w:lang w:val="id_ID" w:bidi="id_ID"/>
+        </w:rPr>
+      </w:r>
+    </w:p>
+    <w:p>
+      <w:pPr/>
+      <w:r>
+        <w:rPr>
+          <w:lang w:val="id_ID" w:bidi="id_ID"/>
+        </w:rPr>
+      </w:r>
+    </w:p>
+    <w:p>
+      <w:pPr>
+        <w:pStyle w:val="Heading2"/>
+      </w:pPr>
+      <w:r>
+        <w:rPr>
+          <w:lang w:val="id_ID" w:bidi="id_ID"/>
+        </w:rPr>
         <w:t>1 Timotius 5:22 (#1)</w:t>
       </w:r>
       <w:r>
@@ -24962,6 +27590,74 @@
         <w:rPr>
           <w:lang w:val="id_ID" w:bidi="id_ID"/>
         </w:rPr>
+        <w:t>1 Timotius 5:22 (#2)</w:t>
+      </w:r>
+      <w:r>
+        <w:rPr>
+          <w:lang w:val="id_ID" w:bidi="id_ID"/>
+        </w:rPr>
+      </w:r>
+    </w:p>
+    <w:p>
+      <w:pPr/>
+      <w:r>
+        <w:rPr>
+          <w:lang w:val="id_ID" w:bidi="id_ID"/>
+        </w:rPr>
+      </w:r>
+      <w:r>
+        <w:rPr>
+          <w:lang w:val="id_ID" w:bidi="id_ID"/>
+        </w:rPr>
+        <w:t>Paulus di sini menggunakan kiasan yang mengungkapkan makna positif dengan menggunakan kata negatif bersamaan dengan kata yang berlawanan dengan makna yang dimaksudkan. Terjemahan lain: “tunggu sampai seseorang secara konsisten menunjukkan karakter yang baik sebelum menunjuk orang tersebut menjadi pemimpin gereja”</w:t>
+      </w:r>
+    </w:p>
+    <w:p>
+      <w:pPr/>
+      <w:r>
+        <w:rPr>
+          <w:lang w:val="id_ID" w:bidi="id_ID"/>
+        </w:rPr>
+      </w:r>
+      <w:r>
+        <w:rPr>
+          <w:lang w:val="id_ID" w:bidi="id_ID"/>
+        </w:rPr>
+        <w:t xml:space="preserve">Lihat: </w:t>
+      </w:r>
+      <w:r>
+        <w:rPr>
+          <w:lang w:val="id_ID" w:bidi="id_ID"/>
+        </w:rPr>
+        <w:t>Litotes</w:t>
+      </w:r>
+      <w:r>
+        <w:rPr>
+          <w:lang w:val="id_ID" w:bidi="id_ID"/>
+        </w:rPr>
+      </w:r>
+      <w:r>
+        <w:rPr>
+          <w:lang w:val="id_ID" w:bidi="id_ID"/>
+        </w:rPr>
+      </w:r>
+    </w:p>
+    <w:p>
+      <w:pPr/>
+      <w:r>
+        <w:rPr>
+          <w:lang w:val="id_ID" w:bidi="id_ID"/>
+        </w:rPr>
+      </w:r>
+    </w:p>
+    <w:p>
+      <w:pPr>
+        <w:pStyle w:val="Heading2"/>
+      </w:pPr>
+      <w:r>
+        <w:rPr>
+          <w:lang w:val="id_ID" w:bidi="id_ID"/>
+        </w:rPr>
         <w:t>1 Timotius 5:23 (#1)</w:t>
       </w:r>
       <w:r>
@@ -25665,6 +28361,100 @@
         <w:rPr>
           <w:lang w:val="id_ID" w:bidi="id_ID"/>
         </w:rPr>
+        <w:t>1 Timotius 5:25 (#2)</w:t>
+      </w:r>
+      <w:r>
+        <w:rPr>
+          <w:lang w:val="id_ID" w:bidi="id_ID"/>
+        </w:rPr>
+      </w:r>
+    </w:p>
+    <w:p>
+      <w:pPr/>
+      <w:r>
+        <w:rPr>
+          <w:lang w:val="id_ID" w:bidi="id_ID"/>
+        </w:rPr>
+      </w:r>
+      <w:r>
+        <w:rPr>
+          <w:lang w:val="id_ID" w:bidi="id_ID"/>
+        </w:rPr>
+        <w:t xml:space="preserve">Implikasi dari </w:t>
+      </w:r>
+      <w:r>
+        <w:rPr>
+          <w:b/>
+          <w:lang w:val="id_ID" w:bidi="id_ID"/>
+        </w:rPr>
+        <w:t>perbuatan baik</w:t>
+      </w:r>
+      <w:r>
+        <w:rPr>
+          <w:lang w:val="id_ID" w:bidi="id_ID"/>
+        </w:rPr>
+        <w:t xml:space="preserve"> adalah bahwa perbuatan tersebut dianggap </w:t>
+      </w:r>
+      <w:r>
+        <w:rPr>
+          <w:b/>
+          <w:lang w:val="id_ID" w:bidi="id_ID"/>
+        </w:rPr>
+        <w:t>baik</w:t>
+      </w:r>
+      <w:r>
+        <w:rPr>
+          <w:lang w:val="id_ID" w:bidi="id_ID"/>
+        </w:rPr>
+        <w:t xml:space="preserve"> karena konsisten dengan karakter, tujuan, dan kehendak Tuhan. Terjemahan lain: “tindakan yang disetujui Tuhan”</w:t>
+      </w:r>
+    </w:p>
+    <w:p>
+      <w:pPr/>
+      <w:r>
+        <w:rPr>
+          <w:lang w:val="id_ID" w:bidi="id_ID"/>
+        </w:rPr>
+      </w:r>
+      <w:r>
+        <w:rPr>
+          <w:lang w:val="id_ID" w:bidi="id_ID"/>
+        </w:rPr>
+        <w:t xml:space="preserve">Lihat: </w:t>
+      </w:r>
+      <w:r>
+        <w:rPr>
+          <w:lang w:val="id_ID" w:bidi="id_ID"/>
+        </w:rPr>
+        <w:t>Assumed Knowledge and Implicit Information</w:t>
+      </w:r>
+      <w:r>
+        <w:rPr>
+          <w:lang w:val="id_ID" w:bidi="id_ID"/>
+        </w:rPr>
+      </w:r>
+      <w:r>
+        <w:rPr>
+          <w:lang w:val="id_ID" w:bidi="id_ID"/>
+        </w:rPr>
+      </w:r>
+    </w:p>
+    <w:p>
+      <w:pPr/>
+      <w:r>
+        <w:rPr>
+          <w:lang w:val="id_ID" w:bidi="id_ID"/>
+        </w:rPr>
+      </w:r>
+    </w:p>
+    <w:p>
+      <w:pPr>
+        <w:pStyle w:val="Heading2"/>
+      </w:pPr>
+      <w:r>
+        <w:rPr>
+          <w:lang w:val="id_ID" w:bidi="id_ID"/>
+        </w:rPr>
         <w:t>1 Timotius 6:1 (#1)</w:t>
       </w:r>
       <w:r>
@@ -26036,6 +28826,135 @@
         <w:rPr>
           <w:lang w:val="id_ID" w:bidi="id_ID"/>
         </w:rPr>
+        <w:t>1 Timotius 6:1 (#6)</w:t>
+      </w:r>
+      <w:r>
+        <w:rPr>
+          <w:lang w:val="id_ID" w:bidi="id_ID"/>
+        </w:rPr>
+      </w:r>
+    </w:p>
+    <w:p>
+      <w:pPr/>
+      <w:r>
+        <w:rPr>
+          <w:lang w:val="id_ID" w:bidi="id_ID"/>
+        </w:rPr>
+      </w:r>
+      <w:r>
+        <w:rPr>
+          <w:lang w:val="id_ID" w:bidi="id_ID"/>
+        </w:rPr>
+        <w:t xml:space="preserve">Secara implisit, Paulus memaksudkan </w:t>
+      </w:r>
+      <w:r>
+        <w:rPr>
+          <w:b/>
+          <w:lang w:val="id_ID" w:bidi="id_ID"/>
+        </w:rPr>
+        <w:t>ajaran</w:t>
+      </w:r>
+      <w:r>
+        <w:rPr>
+          <w:lang w:val="id_ID" w:bidi="id_ID"/>
+        </w:rPr>
+        <w:t xml:space="preserve"> tentang Yesus dan tentang bagaimana para pengikut-Nya harus hidup. Terjemahan alternatif: “ajaran kami tentang bagaimana orang percaya harus hidup”</w:t>
+      </w:r>
+    </w:p>
+    <w:p>
+      <w:pPr/>
+      <w:r>
+        <w:rPr>
+          <w:lang w:val="id_ID" w:bidi="id_ID"/>
+        </w:rPr>
+      </w:r>
+      <w:r>
+        <w:rPr>
+          <w:lang w:val="id_ID" w:bidi="id_ID"/>
+        </w:rPr>
+        <w:t xml:space="preserve">Lihat: </w:t>
+      </w:r>
+      <w:r>
+        <w:rPr>
+          <w:lang w:val="id_ID" w:bidi="id_ID"/>
+        </w:rPr>
+        <w:t>Assumed Knowledge and Implicit Information</w:t>
+      </w:r>
+      <w:r>
+        <w:rPr>
+          <w:lang w:val="id_ID" w:bidi="id_ID"/>
+        </w:rPr>
+      </w:r>
+      <w:r>
+        <w:rPr>
+          <w:lang w:val="id_ID" w:bidi="id_ID"/>
+        </w:rPr>
+      </w:r>
+    </w:p>
+    <w:p>
+      <w:pPr/>
+      <w:r>
+        <w:rPr>
+          <w:lang w:val="id_ID" w:bidi="id_ID"/>
+        </w:rPr>
+      </w:r>
+    </w:p>
+    <w:p>
+      <w:pPr>
+        <w:pStyle w:val="Heading2"/>
+      </w:pPr>
+      <w:r>
+        <w:rPr>
+          <w:lang w:val="id_ID" w:bidi="id_ID"/>
+        </w:rPr>
+        <w:t>1 Timotius 6:1 (#4)</w:t>
+      </w:r>
+      <w:r>
+        <w:rPr>
+          <w:lang w:val="id_ID" w:bidi="id_ID"/>
+        </w:rPr>
+      </w:r>
+    </w:p>
+    <w:p>
+      <w:pPr/>
+      <w:r>
+        <w:rPr>
+          <w:lang w:val="id_ID" w:bidi="id_ID"/>
+        </w:rPr>
+      </w:r>
+      <w:r>
+        <w:rPr>
+          <w:lang w:val="id_ID" w:bidi="id_ID"/>
+        </w:rPr>
+        <w:t>Jika akan membantu dalam bahasa Anda, Anda dapat menyatakan frasa negatif ini dengan cara yang positif. Terjemahan alternatif: “sehingga orang-orang yang tidak percaya akan selalu berbicara dengan penuh hormat tentang karakter Allah dan tentang hal-hal yang kita ajarkan”</w:t>
+      </w:r>
+      <w:r>
+        <w:rPr>
+          <w:lang w:val="id_ID" w:bidi="id_ID"/>
+        </w:rPr>
+      </w:r>
+      <w:r>
+        <w:rPr>
+          <w:lang w:val="id_ID" w:bidi="id_ID"/>
+        </w:rPr>
+      </w:r>
+    </w:p>
+    <w:p>
+      <w:pPr/>
+      <w:r>
+        <w:rPr>
+          <w:lang w:val="id_ID" w:bidi="id_ID"/>
+        </w:rPr>
+      </w:r>
+    </w:p>
+    <w:p>
+      <w:pPr>
+        <w:pStyle w:val="Heading2"/>
+      </w:pPr>
+      <w:r>
+        <w:rPr>
+          <w:lang w:val="id_ID" w:bidi="id_ID"/>
+        </w:rPr>
         <w:t>1 Timotius 6:2 (#1)</w:t>
       </w:r>
       <w:r>
@@ -27041,6 +29960,148 @@
         <w:rPr>
           <w:lang w:val="id_ID" w:bidi="id_ID"/>
         </w:rPr>
+        <w:t>1 Timotius 6:4 (#3)</w:t>
+      </w:r>
+      <w:r>
+        <w:rPr>
+          <w:lang w:val="id_ID" w:bidi="id_ID"/>
+        </w:rPr>
+      </w:r>
+    </w:p>
+    <w:p>
+      <w:pPr/>
+      <w:r>
+        <w:rPr>
+          <w:lang w:val="id_ID" w:bidi="id_ID"/>
+        </w:rPr>
+      </w:r>
+      <w:r>
+        <w:rPr>
+          <w:lang w:val="id_ID" w:bidi="id_ID"/>
+        </w:rPr>
+        <w:t xml:space="preserve">Di sini, </w:t>
+      </w:r>
+      <w:r>
+        <w:rPr>
+          <w:b/>
+          <w:lang w:val="id_ID" w:bidi="id_ID"/>
+        </w:rPr>
+        <w:t>dia</w:t>
+      </w:r>
+      <w:r>
+        <w:rPr>
+          <w:lang w:val="id_ID" w:bidi="id_ID"/>
+        </w:rPr>
+        <w:t xml:space="preserve"> mengacu pada siapa pun secara umum yang mengajarkan apa yang tidak benar. Terjemahan alternatif: “orang itu terlalu sombong”</w:t>
+      </w:r>
+    </w:p>
+    <w:p>
+      <w:pPr/>
+      <w:r>
+        <w:rPr>
+          <w:lang w:val="id_ID" w:bidi="id_ID"/>
+        </w:rPr>
+      </w:r>
+      <w:r>
+        <w:rPr>
+          <w:lang w:val="id_ID" w:bidi="id_ID"/>
+        </w:rPr>
+        <w:t xml:space="preserve">Lihat: </w:t>
+      </w:r>
+      <w:r>
+        <w:rPr>
+          <w:lang w:val="id_ID" w:bidi="id_ID"/>
+        </w:rPr>
+        <w:t>When Masculine Words Include Women</w:t>
+      </w:r>
+      <w:r>
+        <w:rPr>
+          <w:lang w:val="id_ID" w:bidi="id_ID"/>
+        </w:rPr>
+      </w:r>
+      <w:r>
+        <w:rPr>
+          <w:lang w:val="id_ID" w:bidi="id_ID"/>
+        </w:rPr>
+      </w:r>
+    </w:p>
+    <w:p>
+      <w:pPr/>
+      <w:r>
+        <w:rPr>
+          <w:lang w:val="id_ID" w:bidi="id_ID"/>
+        </w:rPr>
+      </w:r>
+    </w:p>
+    <w:p>
+      <w:pPr>
+        <w:pStyle w:val="Heading2"/>
+      </w:pPr>
+      <w:r>
+        <w:rPr>
+          <w:lang w:val="id_ID" w:bidi="id_ID"/>
+        </w:rPr>
+        <w:t>1 Timotius 6:4 (#8)</w:t>
+      </w:r>
+      <w:r>
+        <w:rPr>
+          <w:lang w:val="id_ID" w:bidi="id_ID"/>
+        </w:rPr>
+      </w:r>
+    </w:p>
+    <w:p>
+      <w:pPr/>
+      <w:r>
+        <w:rPr>
+          <w:lang w:val="id_ID" w:bidi="id_ID"/>
+        </w:rPr>
+      </w:r>
+      <w:r>
+        <w:rPr>
+          <w:lang w:val="id_ID" w:bidi="id_ID"/>
+        </w:rPr>
+        <w:t xml:space="preserve">Meskipun istilah </w:t>
+      </w:r>
+      <w:r>
+        <w:rPr>
+          <w:b/>
+          <w:lang w:val="id_ID" w:bidi="id_ID"/>
+        </w:rPr>
+        <w:t>penghinaan</w:t>
+      </w:r>
+      <w:r>
+        <w:rPr>
+          <w:lang w:val="id_ID" w:bidi="id_ID"/>
+        </w:rPr>
+        <w:t xml:space="preserve"> sering kali merujuk pada hal-hal yang tidak benar atau tidak sopan yang dikatakan orang tentang Tuhan, dalam konteks ini istilah ini merujuk pada orang-orang yang secara keliru mengatakan hal-hal buruk tentang satu sama lain. Terjemahan alternatif: “penghujatan”</w:t>
+      </w:r>
+      <w:r>
+        <w:rPr>
+          <w:lang w:val="id_ID" w:bidi="id_ID"/>
+        </w:rPr>
+      </w:r>
+      <w:r>
+        <w:rPr>
+          <w:lang w:val="id_ID" w:bidi="id_ID"/>
+        </w:rPr>
+      </w:r>
+    </w:p>
+    <w:p>
+      <w:pPr/>
+      <w:r>
+        <w:rPr>
+          <w:lang w:val="id_ID" w:bidi="id_ID"/>
+        </w:rPr>
+      </w:r>
+    </w:p>
+    <w:p>
+      <w:pPr>
+        <w:pStyle w:val="Heading2"/>
+      </w:pPr>
+      <w:r>
+        <w:rPr>
+          <w:lang w:val="id_ID" w:bidi="id_ID"/>
+        </w:rPr>
         <w:t>1 Timotius 6:5 (#1)</w:t>
       </w:r>
       <w:r>
@@ -28743,6 +31804,155 @@
         <w:rPr>
           <w:lang w:val="id_ID" w:bidi="id_ID"/>
         </w:rPr>
+        <w:t>1 Timotius 6:9 (#1)</w:t>
+      </w:r>
+      <w:r>
+        <w:rPr>
+          <w:lang w:val="id_ID" w:bidi="id_ID"/>
+        </w:rPr>
+      </w:r>
+    </w:p>
+    <w:p>
+      <w:pPr/>
+      <w:r>
+        <w:rPr>
+          <w:lang w:val="id_ID" w:bidi="id_ID"/>
+        </w:rPr>
+      </w:r>
+      <w:r>
+        <w:rPr>
+          <w:lang w:val="id_ID" w:bidi="id_ID"/>
+        </w:rPr>
+        <w:t xml:space="preserve">Paulus menggunakan kata </w:t>
+      </w:r>
+      <w:r>
+        <w:rPr>
+          <w:b/>
+          <w:lang w:val="id_ID" w:bidi="id_ID"/>
+        </w:rPr>
+        <w:t>Sekarang</w:t>
+      </w:r>
+      <w:r>
+        <w:rPr>
+          <w:lang w:val="id_ID" w:bidi="id_ID"/>
+        </w:rPr>
+        <w:t xml:space="preserve"> untuk menunjukkan bahwa ia kembali ke topik tentang orang-orang yang berpikir bahwa menjadi saleh akan membuat mereka kaya. Anda dapat menerjemahkan istilah ini dengan kata atau frasa dalam bahasa Anda yang paling mirip dalam hal makna dan signifikansinya.</w:t>
+      </w:r>
+    </w:p>
+    <w:p>
+      <w:pPr/>
+      <w:r>
+        <w:rPr>
+          <w:lang w:val="id_ID" w:bidi="id_ID"/>
+        </w:rPr>
+      </w:r>
+      <w:r>
+        <w:rPr>
+          <w:lang w:val="id_ID" w:bidi="id_ID"/>
+        </w:rPr>
+        <w:t xml:space="preserve">Lihat: </w:t>
+      </w:r>
+      <w:r>
+        <w:rPr>
+          <w:lang w:val="id_ID" w:bidi="id_ID"/>
+        </w:rPr>
+        <w:t>Connect — Contrast Relationship</w:t>
+      </w:r>
+      <w:r>
+        <w:rPr>
+          <w:lang w:val="id_ID" w:bidi="id_ID"/>
+        </w:rPr>
+      </w:r>
+      <w:r>
+        <w:rPr>
+          <w:lang w:val="id_ID" w:bidi="id_ID"/>
+        </w:rPr>
+      </w:r>
+    </w:p>
+    <w:p>
+      <w:pPr/>
+      <w:r>
+        <w:rPr>
+          <w:lang w:val="id_ID" w:bidi="id_ID"/>
+        </w:rPr>
+      </w:r>
+    </w:p>
+    <w:p>
+      <w:pPr>
+        <w:pStyle w:val="Heading2"/>
+      </w:pPr>
+      <w:r>
+        <w:rPr>
+          <w:lang w:val="id_ID" w:bidi="id_ID"/>
+        </w:rPr>
+        <w:t>1 Timotius 6:9 (#3)</w:t>
+      </w:r>
+      <w:r>
+        <w:rPr>
+          <w:lang w:val="id_ID" w:bidi="id_ID"/>
+        </w:rPr>
+      </w:r>
+    </w:p>
+    <w:p>
+      <w:pPr/>
+      <w:r>
+        <w:rPr>
+          <w:lang w:val="id_ID" w:bidi="id_ID"/>
+        </w:rPr>
+      </w:r>
+      <w:r>
+        <w:rPr>
+          <w:lang w:val="id_ID" w:bidi="id_ID"/>
+        </w:rPr>
+        <w:t>Frasa ini melanjutkan kiasan dari frasa sebelumnya. Paulus berbicara tentang keinginan-keinginan ini seakan-akan mereka juga merupakan lubang yang digunakan oleh pemburu sebagai perangkap. Terjemahan alternatif: "dan akan mengalami dorongan-dorongan yang merusak yang tidak dapat mereka atasi"</w:t>
+      </w:r>
+    </w:p>
+    <w:p>
+      <w:pPr/>
+      <w:r>
+        <w:rPr>
+          <w:lang w:val="id_ID" w:bidi="id_ID"/>
+        </w:rPr>
+      </w:r>
+      <w:r>
+        <w:rPr>
+          <w:lang w:val="id_ID" w:bidi="id_ID"/>
+        </w:rPr>
+        <w:t xml:space="preserve">Lihat: </w:t>
+      </w:r>
+      <w:r>
+        <w:rPr>
+          <w:lang w:val="id_ID" w:bidi="id_ID"/>
+        </w:rPr>
+        <w:t>Metafora</w:t>
+      </w:r>
+      <w:r>
+        <w:rPr>
+          <w:lang w:val="id_ID" w:bidi="id_ID"/>
+        </w:rPr>
+      </w:r>
+      <w:r>
+        <w:rPr>
+          <w:lang w:val="id_ID" w:bidi="id_ID"/>
+        </w:rPr>
+      </w:r>
+    </w:p>
+    <w:p>
+      <w:pPr/>
+      <w:r>
+        <w:rPr>
+          <w:lang w:val="id_ID" w:bidi="id_ID"/>
+        </w:rPr>
+      </w:r>
+    </w:p>
+    <w:p>
+      <w:pPr>
+        <w:pStyle w:val="Heading2"/>
+      </w:pPr>
+      <w:r>
+        <w:rPr>
+          <w:lang w:val="id_ID" w:bidi="id_ID"/>
+        </w:rPr>
         <w:t>1 Timotius 6:10 (#1)</w:t>
       </w:r>
       <w:r>
@@ -30324,6 +33534,87 @@
         <w:rPr>
           <w:lang w:val="id_ID" w:bidi="id_ID"/>
         </w:rPr>
+        <w:t>1 Timotius 6:13 (#3)</w:t>
+      </w:r>
+      <w:r>
+        <w:rPr>
+          <w:lang w:val="id_ID" w:bidi="id_ID"/>
+        </w:rPr>
+      </w:r>
+    </w:p>
+    <w:p>
+      <w:pPr/>
+      <w:r>
+        <w:rPr>
+          <w:lang w:val="id_ID" w:bidi="id_ID"/>
+        </w:rPr>
+      </w:r>
+      <w:r>
+        <w:rPr>
+          <w:lang w:val="id_ID" w:bidi="id_ID"/>
+        </w:rPr>
+        <w:t xml:space="preserve">Implikasinya adalah bahwa Paulus juga meminta </w:t>
+      </w:r>
+      <w:r>
+        <w:rPr>
+          <w:b/>
+          <w:lang w:val="id_ID" w:bidi="id_ID"/>
+        </w:rPr>
+        <w:t>Yesus</w:t>
+      </w:r>
+      <w:r>
+        <w:rPr>
+          <w:lang w:val="id_ID" w:bidi="id_ID"/>
+        </w:rPr>
+        <w:t xml:space="preserve"> untuk menjadi saksinya. Terjemahan alternatif: “dan dengan Kristus Yesus … sebagai saksiku juga”</w:t>
+      </w:r>
+    </w:p>
+    <w:p>
+      <w:pPr/>
+      <w:r>
+        <w:rPr>
+          <w:lang w:val="id_ID" w:bidi="id_ID"/>
+        </w:rPr>
+      </w:r>
+      <w:r>
+        <w:rPr>
+          <w:lang w:val="id_ID" w:bidi="id_ID"/>
+        </w:rPr>
+        <w:t xml:space="preserve">Lihat: </w:t>
+      </w:r>
+      <w:r>
+        <w:rPr>
+          <w:lang w:val="id_ID" w:bidi="id_ID"/>
+        </w:rPr>
+        <w:t>Assumed Knowledge and Implicit Information</w:t>
+      </w:r>
+      <w:r>
+        <w:rPr>
+          <w:lang w:val="id_ID" w:bidi="id_ID"/>
+        </w:rPr>
+      </w:r>
+      <w:r>
+        <w:rPr>
+          <w:lang w:val="id_ID" w:bidi="id_ID"/>
+        </w:rPr>
+      </w:r>
+    </w:p>
+    <w:p>
+      <w:pPr/>
+      <w:r>
+        <w:rPr>
+          <w:lang w:val="id_ID" w:bidi="id_ID"/>
+        </w:rPr>
+      </w:r>
+    </w:p>
+    <w:p>
+      <w:pPr>
+        <w:pStyle w:val="Heading2"/>
+      </w:pPr>
+      <w:r>
+        <w:rPr>
+          <w:lang w:val="id_ID" w:bidi="id_ID"/>
+        </w:rPr>
         <w:t>1 Timotius 6:14 (#1)</w:t>
       </w:r>
       <w:r>
@@ -31732,6 +35023,87 @@
         <w:rPr>
           <w:lang w:val="id_ID" w:bidi="id_ID"/>
         </w:rPr>
+        <w:t>1 Timotius 6:19 (#2)</w:t>
+      </w:r>
+      <w:r>
+        <w:rPr>
+          <w:lang w:val="id_ID" w:bidi="id_ID"/>
+        </w:rPr>
+      </w:r>
+    </w:p>
+    <w:p>
+      <w:pPr/>
+      <w:r>
+        <w:rPr>
+          <w:lang w:val="id_ID" w:bidi="id_ID"/>
+        </w:rPr>
+      </w:r>
+      <w:r>
+        <w:rPr>
+          <w:lang w:val="id_ID" w:bidi="id_ID"/>
+        </w:rPr>
+        <w:t xml:space="preserve">Paulus juga berbicara secara kiasan tentang berkat-berkat yang akan Tuhan berikan seolah-olah itu adalah </w:t>
+      </w:r>
+      <w:r>
+        <w:rPr>
+          <w:b/>
+          <w:lang w:val="id_ID" w:bidi="id_ID"/>
+        </w:rPr>
+        <w:t>fondasi (dasar)</w:t>
+      </w:r>
+      <w:r>
+        <w:rPr>
+          <w:lang w:val="id_ID" w:bidi="id_ID"/>
+        </w:rPr>
+        <w:t xml:space="preserve"> sebuah bangunan. Maksudnya adalah bahwa hal-hal tersebut akan memberi seseorang awal yang baik dalam kehidupan barunya di hadirat Tuhan selamanya. Terjemahan lain: “menjamin awal yang baik sekarang dalam kehidupan masa depan mereka di hadirat Tuhan”</w:t>
+      </w:r>
+    </w:p>
+    <w:p>
+      <w:pPr/>
+      <w:r>
+        <w:rPr>
+          <w:lang w:val="id_ID" w:bidi="id_ID"/>
+        </w:rPr>
+      </w:r>
+      <w:r>
+        <w:rPr>
+          <w:lang w:val="id_ID" w:bidi="id_ID"/>
+        </w:rPr>
+        <w:t xml:space="preserve">Lihat: </w:t>
+      </w:r>
+      <w:r>
+        <w:rPr>
+          <w:lang w:val="id_ID" w:bidi="id_ID"/>
+        </w:rPr>
+        <w:t>Metafora</w:t>
+      </w:r>
+      <w:r>
+        <w:rPr>
+          <w:lang w:val="id_ID" w:bidi="id_ID"/>
+        </w:rPr>
+      </w:r>
+      <w:r>
+        <w:rPr>
+          <w:lang w:val="id_ID" w:bidi="id_ID"/>
+        </w:rPr>
+      </w:r>
+    </w:p>
+    <w:p>
+      <w:pPr/>
+      <w:r>
+        <w:rPr>
+          <w:lang w:val="id_ID" w:bidi="id_ID"/>
+        </w:rPr>
+      </w:r>
+    </w:p>
+    <w:p>
+      <w:pPr>
+        <w:pStyle w:val="Heading2"/>
+      </w:pPr>
+      <w:r>
+        <w:rPr>
+          <w:lang w:val="id_ID" w:bidi="id_ID"/>
+        </w:rPr>
         <w:t>1 Timotius 6:20 (#1)</w:t>
       </w:r>
       <w:r>
@@ -31946,6 +35318,74 @@
           <w:lang w:val="id_ID" w:bidi="id_ID"/>
         </w:rPr>
         <w:t>Hal ini dapat berarti: (1) guru-guru palsu tersebut mengatakan hal-hal yang bertentangan dengan kepercayaan Kristen yang sejati. Terjemahan lain: “dan ajaran-ajaran yang bertentangan dengan kita” atau “dan pernyataan-pernyataan yang berlawanan” (2) guru-guru palsu mengatakan hal-hal yang tidak mungkin semuanya benar pada saat yang bersamaan.</w:t>
+      </w:r>
+      <w:r>
+        <w:rPr>
+          <w:lang w:val="id_ID" w:bidi="id_ID"/>
+        </w:rPr>
+      </w:r>
+      <w:r>
+        <w:rPr>
+          <w:lang w:val="id_ID" w:bidi="id_ID"/>
+        </w:rPr>
+      </w:r>
+    </w:p>
+    <w:p>
+      <w:pPr/>
+      <w:r>
+        <w:rPr>
+          <w:lang w:val="id_ID" w:bidi="id_ID"/>
+        </w:rPr>
+      </w:r>
+    </w:p>
+    <w:p>
+      <w:pPr>
+        <w:pStyle w:val="Heading2"/>
+      </w:pPr>
+      <w:r>
+        <w:rPr>
+          <w:lang w:val="id_ID" w:bidi="id_ID"/>
+        </w:rPr>
+        <w:t>1 Timotius 6:20 (#4)</w:t>
+      </w:r>
+      <w:r>
+        <w:rPr>
+          <w:lang w:val="id_ID" w:bidi="id_ID"/>
+        </w:rPr>
+      </w:r>
+    </w:p>
+    <w:p>
+      <w:pPr/>
+      <w:r>
+        <w:rPr>
+          <w:lang w:val="id_ID" w:bidi="id_ID"/>
+        </w:rPr>
+      </w:r>
+      <w:r>
+        <w:rPr>
+          <w:lang w:val="id_ID" w:bidi="id_ID"/>
+        </w:rPr>
+        <w:t>Jika ini berguna dalam bahasa Anda, Anda dapat mengungkapkan frasa pasif ini dengan bentuk aktif, dan Anda dapat menyatakan siapa yang melakukan tindakan tersebut. Terjemahan lain: “dari apa yang oleh sebagian orang disebut sebagai pengetahuan”</w:t>
+      </w:r>
+    </w:p>
+    <w:p>
+      <w:pPr/>
+      <w:r>
+        <w:rPr>
+          <w:lang w:val="id_ID" w:bidi="id_ID"/>
+        </w:rPr>
+      </w:r>
+      <w:r>
+        <w:rPr>
+          <w:lang w:val="id_ID" w:bidi="id_ID"/>
+        </w:rPr>
+        <w:t xml:space="preserve">Lihat: </w:t>
+      </w:r>
+      <w:r>
+        <w:rPr>
+          <w:lang w:val="id_ID" w:bidi="id_ID"/>
+        </w:rPr>
+        <w:t>Aktif atau Pasif</w:t>
       </w:r>
       <w:r>
         <w:rPr>
